--- a/assets/docs/lop3/Tu nhien va Xa hoi - Lop 3.docx
+++ b/assets/docs/lop3/Tu nhien va Xa hoi - Lop 3.docx
@@ -653,6 +653,32 @@
               <w:t>NLS-AT: Ảnh gia đình, ngày sinh người thân không đưa lên mạng; gọi điện phải xin phép bố mẹ.</w:t>
             </w:r>
           </w:p>
+          <w:p>
+            <w:pPr>
+              <w:spacing w:after="0"/>
+            </w:pPr>
+            <w:r>
+              <w:rPr>
+                <w:b w:val="0"/>
+                <w:i w:val="0"/>
+                <w:sz w:val="18"/>
+              </w:rPr>
+              <w:t>STEM: Họ hàng nội, ngoại (TNXH – Mĩ thuật) — dạy thay cho tiết này.</w:t>
+            </w:r>
+          </w:p>
+          <w:p>
+            <w:pPr>
+              <w:spacing w:after="0"/>
+            </w:pPr>
+            <w:r>
+              <w:rPr>
+                <w:b w:val="0"/>
+                <w:i w:val="0"/>
+                <w:sz w:val="18"/>
+              </w:rPr>
+              <w:t>KNS: KN giao tiếp và hợp tác trong gia đình, lớp học, cộng đồng.</w:t>
+            </w:r>
+          </w:p>
         </w:tc>
         <w:tc>
           <w:tcPr>
@@ -1078,6 +1104,19 @@
               <w:t>NLS-AT: 114 chỉ gọi khi thật sự có cháy; khi cháy không dừng lại quay phim.</w:t>
             </w:r>
           </w:p>
+          <w:p>
+            <w:pPr>
+              <w:spacing w:after="0"/>
+            </w:pPr>
+            <w:r>
+              <w:rPr>
+                <w:b w:val="0"/>
+                <w:i w:val="0"/>
+                <w:sz w:val="18"/>
+              </w:rPr>
+              <w:t>KNS: KN giao tiếp và hợp tác trong gia đình, lớp học, cộng đồng.</w:t>
+            </w:r>
+          </w:p>
         </w:tc>
         <w:tc>
           <w:tcPr>
@@ -1322,6 +1361,19 @@
               <w:t>GDĐP: Em đã làm gì để cho đường làng ngõ xóm nơi em ở sạch sẽ.</w:t>
             </w:r>
           </w:p>
+          <w:p>
+            <w:pPr>
+              <w:spacing w:after="0"/>
+            </w:pPr>
+            <w:r>
+              <w:rPr>
+                <w:b w:val="0"/>
+                <w:i w:val="0"/>
+                <w:sz w:val="18"/>
+              </w:rPr>
+              <w:t>KNS: KN tự chăm sóc bản thân: giữ vệ sinh, ăn uống, nghỉ ngơi điều độ.</w:t>
+            </w:r>
+          </w:p>
         </w:tc>
         <w:tc>
           <w:tcPr>
@@ -1781,6 +1833,20 @@
                 <w:i w:val="0"/>
                 <w:sz w:val="18"/>
               </w:rPr>
+              <w:t>QPAN: Giới thiệu truyền thống chống giặc ngoại xâm, gương dũng cảm của thiếu niên, nhi đồng và Bà mẹ Việt Nam anh hùng; kể việc làm của các chú bộ đội, công an giúp dân ở địa phương.</w:t>
+            </w:r>
+          </w:p>
+          <w:p>
+            <w:pPr>
+              <w:spacing w:after="0"/>
+            </w:pPr>
+            <w:r>
+              <w:rPr>
+                <w:b w:val="0"/>
+                <w:i w:val="0"/>
+                <w:sz w:val="18"/>
+              </w:rPr>
+              <w:t>KNS: KN giao tiếp và hợp tác trong gia đình, lớp học, cộng đồng.</w:t>
             </w:r>
           </w:p>
         </w:tc>
@@ -2011,6 +2077,20 @@
                 <w:i w:val="0"/>
                 <w:sz w:val="18"/>
               </w:rPr>
+              <w:t>QPAN: Giới thiệu truyền thống chống giặc ngoại xâm, gương dũng cảm của thiếu niên, nhi đồng và Bà mẹ Việt Nam anh hùng; kể việc làm của các chú bộ đội, công an giúp dân ở địa phương.</w:t>
+            </w:r>
+          </w:p>
+          <w:p>
+            <w:pPr>
+              <w:spacing w:after="0"/>
+            </w:pPr>
+            <w:r>
+              <w:rPr>
+                <w:b w:val="0"/>
+                <w:i w:val="0"/>
+                <w:sz w:val="18"/>
+              </w:rPr>
+              <w:t>KNS: KN giao tiếp và hợp tác trong gia đình, lớp học, cộng đồng.</w:t>
             </w:r>
           </w:p>
         </w:tc>
@@ -2244,6 +2324,19 @@
               <w:t>GDMT: HS thực hiện giữ gìn trường, lớp sạch, đẹp và tham gia vào những hoạt động làm cho trường, lớp học xanh, sạch đẹp để góp phần BVMT sống xung quanh.</w:t>
             </w:r>
           </w:p>
+          <w:p>
+            <w:pPr>
+              <w:spacing w:after="0"/>
+            </w:pPr>
+            <w:r>
+              <w:rPr>
+                <w:b w:val="0"/>
+                <w:i w:val="0"/>
+                <w:sz w:val="18"/>
+              </w:rPr>
+              <w:t>QPAN: Liên hệ công việc giữ gìn an ninh, trật tự, cứu hộ – cứu nạn của bộ đội, công an; nhắc HS chấp hành quy định an toàn.</w:t>
+            </w:r>
+          </w:p>
         </w:tc>
         <w:tc>
           <w:tcPr>
@@ -2834,6 +2927,19 @@
               <w:t>GDMT: HS thực hiện việc bảo vệ môi trường ở địa phương và tham gia các hoạt động BVMT.</w:t>
             </w:r>
           </w:p>
+          <w:p>
+            <w:pPr>
+              <w:spacing w:after="0"/>
+            </w:pPr>
+            <w:r>
+              <w:rPr>
+                <w:b w:val="0"/>
+                <w:i w:val="0"/>
+                <w:sz w:val="18"/>
+              </w:rPr>
+              <w:t>QPAN: Giới thiệu truyền thống chống giặc ngoại xâm, gương dũng cảm của thiếu niên, nhi đồng và Bà mẹ Việt Nam anh hùng; kể việc làm của các chú bộ đội, công an giúp dân ở địa phương.</w:t>
+            </w:r>
+          </w:p>
         </w:tc>
         <w:tc>
           <w:tcPr>
@@ -3552,6 +3658,19 @@
               <w:t>GDĐP: Giữ gìn và tôn tạo các di tích lịch sử ở quê hương.</w:t>
             </w:r>
           </w:p>
+          <w:p>
+            <w:pPr>
+              <w:spacing w:after="0"/>
+            </w:pPr>
+            <w:r>
+              <w:rPr>
+                <w:b w:val="0"/>
+                <w:i w:val="0"/>
+                <w:sz w:val="18"/>
+              </w:rPr>
+              <w:t>QPAN: Giới thiệu truyền thống chống giặc ngoại xâm, gương dũng cảm của thiếu niên, nhi đồng và Bà mẹ Việt Nam anh hùng; kể việc làm của các chú bộ đội, công an giúp dân ở địa phương.</w:t>
+            </w:r>
+          </w:p>
         </w:tc>
         <w:tc>
           <w:tcPr>
@@ -4011,6 +4130,19 @@
                 <w:sz w:val="18"/>
               </w:rPr>
               <w:t>NLS-KT (Cơ bản 1): GV hướng dẫn HS quan sát tranh ảnh/clip, tìm thông tin đơn giản (có hướng dẫn) để tìm hiểu nội dung bài.</w:t>
+            </w:r>
+          </w:p>
+          <w:p>
+            <w:pPr>
+              <w:spacing w:after="0"/>
+            </w:pPr>
+            <w:r>
+              <w:rPr>
+                <w:b w:val="0"/>
+                <w:i w:val="0"/>
+                <w:sz w:val="18"/>
+              </w:rPr>
+              <w:t>STEM: Các bộ phận thực vật (TNXH – Mĩ thuật) — dạy thay cho tiết này.</w:t>
             </w:r>
           </w:p>
         </w:tc>
@@ -5649,6 +5781,32 @@
               <w:t>NLS-KT (Cơ bản 1): GV hướng dẫn HS quan sát tranh ảnh/clip, tìm thông tin đơn giản (có hướng dẫn) để tìm hiểu nội dung bài.</w:t>
             </w:r>
           </w:p>
+          <w:p>
+            <w:pPr>
+              <w:spacing w:after="0"/>
+            </w:pPr>
+            <w:r>
+              <w:rPr>
+                <w:b w:val="0"/>
+                <w:i w:val="0"/>
+                <w:sz w:val="18"/>
+              </w:rPr>
+              <w:t>STEM: Cơ quan tiêu hoá (TNXH – Mĩ thuật) — dạy thay cho tiết này.</w:t>
+            </w:r>
+          </w:p>
+          <w:p>
+            <w:pPr>
+              <w:spacing w:after="0"/>
+            </w:pPr>
+            <w:r>
+              <w:rPr>
+                <w:b w:val="0"/>
+                <w:i w:val="0"/>
+                <w:sz w:val="18"/>
+              </w:rPr>
+              <w:t>QPAN: Giới thiệu truyền thống chống giặc ngoại xâm, gương dũng cảm của thiếu niên, nhi đồng và Bà mẹ Việt Nam anh hùng; kể việc làm của các chú bộ đội, công an giúp dân ở địa phương.</w:t>
+            </w:r>
+          </w:p>
         </w:tc>
         <w:tc>
           <w:tcPr>
@@ -5877,6 +6035,7 @@
                 <w:i w:val="0"/>
                 <w:sz w:val="18"/>
               </w:rPr>
+              <w:t>QPAN: Giới thiệu truyền thống chống giặc ngoại xâm, gương dũng cảm của thiếu niên, nhi đồng và Bà mẹ Việt Nam anh hùng; kể việc làm của các chú bộ đội, công an giúp dân ở địa phương.</w:t>
             </w:r>
           </w:p>
         </w:tc>
@@ -6107,6 +6266,7 @@
                 <w:i w:val="0"/>
                 <w:sz w:val="18"/>
               </w:rPr>
+              <w:t>QPAN: Giới thiệu truyền thống chống giặc ngoại xâm, gương dũng cảm của thiếu niên, nhi đồng và Bà mẹ Việt Nam anh hùng; kể việc làm của các chú bộ đội, công an giúp dân ở địa phương.</w:t>
             </w:r>
           </w:p>
         </w:tc>
@@ -6337,6 +6497,7 @@
                 <w:i w:val="0"/>
                 <w:sz w:val="18"/>
               </w:rPr>
+              <w:t>QPAN: Giới thiệu truyền thống chống giặc ngoại xâm, gương dũng cảm của thiếu niên, nhi đồng và Bà mẹ Việt Nam anh hùng; kể việc làm của các chú bộ đội, công an giúp dân ở địa phương.</w:t>
             </w:r>
           </w:p>
         </w:tc>
@@ -6567,6 +6728,7 @@
                 <w:i w:val="0"/>
                 <w:sz w:val="18"/>
               </w:rPr>
+              <w:t>QPAN: Giới thiệu truyền thống chống giặc ngoại xâm, gương dũng cảm của thiếu niên, nhi đồng và Bà mẹ Việt Nam anh hùng; kể việc làm của các chú bộ đội, công an giúp dân ở địa phương.</w:t>
             </w:r>
           </w:p>
         </w:tc>
@@ -6797,6 +6959,7 @@
                 <w:i w:val="0"/>
                 <w:sz w:val="18"/>
               </w:rPr>
+              <w:t>QPAN: Giới thiệu truyền thống chống giặc ngoại xâm, gương dũng cảm của thiếu niên, nhi đồng và Bà mẹ Việt Nam anh hùng; kể việc làm của các chú bộ đội, công an giúp dân ở địa phương.</w:t>
             </w:r>
           </w:p>
         </w:tc>
@@ -7718,6 +7881,7 @@
                 <w:i w:val="0"/>
                 <w:sz w:val="18"/>
               </w:rPr>
+              <w:t>STEM: Bề mặt Trái Đất (TNXH – Mĩ thuật) — dạy thay cho tiết này.</w:t>
             </w:r>
           </w:p>
         </w:tc>
@@ -8062,6 +8226,7 @@
                 <w:i w:val="0"/>
                 <w:sz w:val="18"/>
               </w:rPr>
+              <w:t>STEM: Mô hình Mặt Trời – Trái Đất – Mặt Trăng (TNXH – Mĩ thuật) — dạy thay cho tiết này.</w:t>
             </w:r>
           </w:p>
         </w:tc>

--- a/assets/docs/lop3/Tu nhien va Xa hoi - Lop 3.docx
+++ b/assets/docs/lop3/Tu nhien va Xa hoi - Lop 3.docx
@@ -1231,6 +1231,33 @@
                 <w:i w:val="0"/>
                 <w:sz w:val="18"/>
               </w:rPr>
+              <w:t>NLS-GQVĐ (Cơ bản 1): GV chiếu video mô phỏng một đám cháy trong nhà bếp lan nhanh thế nào và khói dày ra sao – điều mà không thể cho HS thấy</w:t>
+            </w:r>
+          </w:p>
+          <w:p>
+            <w:pPr>
+              <w:spacing w:after="0"/>
+            </w:pPr>
+            <w:r>
+              <w:rPr>
+                <w:b w:val="0"/>
+                <w:i w:val="0"/>
+                <w:sz w:val="18"/>
+              </w:rPr>
+              <w:t>NLS-GT (Cơ bản 1): GV cho HS học thuộc và thực hành gọi số 114: bấm số, nói rõ “Cháy ở… (địa chỉ nhà em), nhà cháy ở tầng…</w:t>
+            </w:r>
+          </w:p>
+          <w:p>
+            <w:pPr>
+              <w:spacing w:after="0"/>
+            </w:pPr>
+            <w:r>
+              <w:rPr>
+                <w:b w:val="0"/>
+                <w:i w:val="0"/>
+                <w:sz w:val="18"/>
+              </w:rPr>
+              <w:t>NLS-AT: Số 114 là số gọi cứu hoả, chỉ gọi khi thật sự có cháy</w:t>
             </w:r>
           </w:p>
         </w:tc>
@@ -1359,6 +1386,45 @@
                 <w:sz w:val="18"/>
               </w:rPr>
               <w:t>GDĐP: Em đã làm gì để cho đường làng ngõ xóm nơi em ở sạch sẽ.</w:t>
+            </w:r>
+          </w:p>
+          <w:p>
+            <w:pPr>
+              <w:spacing w:after="0"/>
+            </w:pPr>
+            <w:r>
+              <w:rPr>
+                <w:b w:val="0"/>
+                <w:i w:val="0"/>
+                <w:sz w:val="18"/>
+              </w:rPr>
+              <w:t>NLS-KT (Cơ bản 1): Ở bài “Vệ sinh xung quanh nhà”, GV chiếu bộ ảnh hai khu vực quanh nhà: một nơi sạch sẽ, một nơi có rác ứ đọng</w:t>
+            </w:r>
+          </w:p>
+          <w:p>
+            <w:pPr>
+              <w:spacing w:after="0"/>
+            </w:pPr>
+            <w:r>
+              <w:rPr>
+                <w:b w:val="0"/>
+                <w:i w:val="0"/>
+                <w:sz w:val="18"/>
+              </w:rPr>
+              <w:t>NLS-GQVĐ (Cơ bản 1): GV chiếu từng tình huống quanh nhà và cho HS chọn cách xử lí trên màn hình như đổ nước đọng trong lốp xe</w:t>
+            </w:r>
+          </w:p>
+          <w:p>
+            <w:pPr>
+              <w:spacing w:after="0"/>
+            </w:pPr>
+            <w:r>
+              <w:rPr>
+                <w:b w:val="0"/>
+                <w:i w:val="0"/>
+                <w:sz w:val="18"/>
+              </w:rPr>
+              <w:t>NLS-AT: HS chỉ dọn vệ sinh vừa sức, có người lớn hướng dẫn</w:t>
             </w:r>
           </w:p>
           <w:p>

--- a/assets/docs/lop3/Tu nhien va Xa hoi - Lop 3.docx
+++ b/assets/docs/lop3/Tu nhien va Xa hoi - Lop 3.docx
@@ -624,7 +624,7 @@
                 <w:i w:val="0"/>
                 <w:sz w:val="18"/>
               </w:rPr>
-              <w:t>NLS-ST (Cơ bản 1): GV mở bài hát Ba ngọn nến lung linh, chiếu khung sơ đồ họ hàng của Hoa; HS đọc cách xưng hô còn thiếu, GV gõ vào khung</w:t>
+              <w:t>NLS-ST (Cơ bản 1): Trong “Bài 1. Họ hàng và những ngày kỉ niệm của gia đình” tiết 1</w:t>
             </w:r>
           </w:p>
           <w:p>
@@ -637,7 +637,7 @@
                 <w:i w:val="0"/>
                 <w:sz w:val="18"/>
               </w:rPr>
-              <w:t>NLS-GT (Cơ bản 1): GV hướng dẫn chào hỏi, xưng hô đúng với ông bà, cô dì ở xa qua điện thoại; GV làm mẫu cuộc gọi, HS đóng vai theo cặp</w:t>
+              <w:t>NLS-GT (Cơ bản 1): GV hướng dẫn HS tập chào hỏi, xưng hô đúng với ông bà, cô dì, chú bác ở xa qua điện thoại: chào, xưng tên</w:t>
             </w:r>
           </w:p>
           <w:p>
@@ -650,7 +650,7 @@
                 <w:i w:val="0"/>
                 <w:sz w:val="18"/>
               </w:rPr>
-              <w:t>NLS-AT: Ảnh gia đình, ngày sinh người thân không đưa lên mạng; gọi điện phải xin phép bố mẹ.</w:t>
+              <w:t>NLS-AT: Ảnh gia đình, ngày sinh của người thân là thông tin riêng: HS không đưa lên mạng</w:t>
             </w:r>
           </w:p>
           <w:p>
@@ -791,33 +791,6 @@
                 <w:i w:val="0"/>
                 <w:sz w:val="18"/>
               </w:rPr>
-              <w:t>NLS-ST (Cơ bản 1): GV chiếu khung sơ đồ gia đình trống; từng HS kể tên thành viên bên nội, bên ngoại, GV gõ vào khung để sơ đồ lớn dần</w:t>
-            </w:r>
-          </w:p>
-          <w:p>
-            <w:pPr>
-              <w:spacing w:after="0"/>
-            </w:pPr>
-            <w:r>
-              <w:rPr>
-                <w:b w:val="0"/>
-                <w:i w:val="0"/>
-                <w:sz w:val="18"/>
-              </w:rPr>
-              <w:t>NLS-GT (Cơ bản 1): GV dạy bày tỏ tình cảm với họ hàng qua điện thoại: gọi hoặc nhắn lời hỏi thăm; GV làm mẫu tin nhắn, HS đóng vai theo cặp</w:t>
-            </w:r>
-          </w:p>
-          <w:p>
-            <w:pPr>
-              <w:spacing w:after="0"/>
-            </w:pPr>
-            <w:r>
-              <w:rPr>
-                <w:b w:val="0"/>
-                <w:i w:val="0"/>
-                <w:sz w:val="18"/>
-              </w:rPr>
-              <w:t>NLS-AT: Ảnh gia đình, ngày sinh người thân không đưa lên mạng; gọi điện phải xin phép bố mẹ.</w:t>
             </w:r>
           </w:p>
         </w:tc>
@@ -934,33 +907,6 @@
                 <w:i w:val="0"/>
                 <w:sz w:val="18"/>
               </w:rPr>
-              <w:t>NLS-ST (Cơ bản 1): GV chiếu hai tranh sự kiện gia đình Minh rồi mở khung đường thời gian trống; HS nêu các mốc, GV gõ đúng thứ tự</w:t>
-            </w:r>
-          </w:p>
-          <w:p>
-            <w:pPr>
-              <w:spacing w:after="0"/>
-            </w:pPr>
-            <w:r>
-              <w:rPr>
-                <w:b w:val="0"/>
-                <w:i w:val="0"/>
-                <w:sz w:val="18"/>
-              </w:rPr>
-              <w:t>NLS-GT (Cơ bản 1): GV dạy nói lời chúc mừng ngày kỉ niệm gia đình qua điện thoại; GV làm mẫu cuộc gọi; HS đóng vai theo cặp</w:t>
-            </w:r>
-          </w:p>
-          <w:p>
-            <w:pPr>
-              <w:spacing w:after="0"/>
-            </w:pPr>
-            <w:r>
-              <w:rPr>
-                <w:b w:val="0"/>
-                <w:i w:val="0"/>
-                <w:sz w:val="18"/>
-              </w:rPr>
-              <w:t>NLS-AT: Ảnh gia đình, ngày sinh người thân không đưa lên mạng; gọi điện phải xin phép bố mẹ.</w:t>
             </w:r>
           </w:p>
         </w:tc>
@@ -1075,7 +1021,7 @@
                 <w:i w:val="0"/>
                 <w:sz w:val="18"/>
               </w:rPr>
-              <w:t>NLS-GQVĐ (Cơ bản 1): GV chiếu 4 tranh nguyên nhân cháy và video mô phỏng đám cháy trong bếp; dừng từng bước, HS chỉ việc phải làm khi thoát</w:t>
+              <w:t>NLS-GQVĐ (Cơ bản 1): Trong “Bài 2. Phòng tránh hỏa hoạn khi ở nhà”, GV chiếu 4 tranh nguyên nhân cháy nhà phóng to và video mô phỏng đám cháy trong bếp</w:t>
             </w:r>
           </w:p>
           <w:p>
@@ -1088,7 +1034,7 @@
                 <w:i w:val="0"/>
                 <w:sz w:val="18"/>
               </w:rPr>
-              <w:t>NLS-GT (Cơ bản 1): HS học thuộc và thực hành gọi 114: bấm số, nói rõ địa chỉ, cháy ở đâu; luyện theo cặp bằng điện thoại đồ chơi</w:t>
+              <w:t>NLS-GT (Cơ bản 1): GV cho HS học thuộc và thực hành gọi số 114: bấm số, nói rõ cháy ở địa chỉ nhà em, cháy ở đâu</w:t>
             </w:r>
           </w:p>
           <w:p>
@@ -1101,7 +1047,7 @@
                 <w:i w:val="0"/>
                 <w:sz w:val="18"/>
               </w:rPr>
-              <w:t>NLS-AT: 114 chỉ gọi khi thật sự có cháy; khi cháy không dừng lại quay phim.</w:t>
+              <w:t>NLS-AT: Số 114 là số gọi cứu hoả, chỉ gọi khi thật sự có cháy</w:t>
             </w:r>
           </w:p>
           <w:p>
@@ -1231,33 +1177,6 @@
                 <w:i w:val="0"/>
                 <w:sz w:val="18"/>
               </w:rPr>
-              <w:t>NLS-GQVĐ (Cơ bản 1): GV chiếu video mô phỏng một đám cháy trong nhà bếp lan nhanh thế nào và khói dày ra sao – điều mà không thể cho HS thấy</w:t>
-            </w:r>
-          </w:p>
-          <w:p>
-            <w:pPr>
-              <w:spacing w:after="0"/>
-            </w:pPr>
-            <w:r>
-              <w:rPr>
-                <w:b w:val="0"/>
-                <w:i w:val="0"/>
-                <w:sz w:val="18"/>
-              </w:rPr>
-              <w:t>NLS-GT (Cơ bản 1): GV cho HS học thuộc và thực hành gọi số 114: bấm số, nói rõ “Cháy ở… (địa chỉ nhà em), nhà cháy ở tầng…</w:t>
-            </w:r>
-          </w:p>
-          <w:p>
-            <w:pPr>
-              <w:spacing w:after="0"/>
-            </w:pPr>
-            <w:r>
-              <w:rPr>
-                <w:b w:val="0"/>
-                <w:i w:val="0"/>
-                <w:sz w:val="18"/>
-              </w:rPr>
-              <w:t>NLS-AT: Số 114 là số gọi cứu hoả, chỉ gọi khi thật sự có cháy</w:t>
             </w:r>
           </w:p>
         </w:tc>
@@ -1899,20 +1818,46 @@
                 <w:i w:val="0"/>
                 <w:sz w:val="18"/>
               </w:rPr>
+              <w:t>NLS-ST (Cơ bản 1): GV cùng HS làm một tấm áp phích số giới thiệu hoạt động cộng đồng và truyền thống trường: GV mở sẵn khung trình chiếu</w:t>
+            </w:r>
+          </w:p>
+          <w:p>
+            <w:pPr>
+              <w:spacing w:after="0"/>
+            </w:pPr>
+            <w:r>
+              <w:rPr>
+                <w:b w:val="0"/>
+                <w:i w:val="0"/>
+                <w:sz w:val="18"/>
+              </w:rPr>
+              <w:t>NLS-KT (Cơ bản 1): GV chiếu trang thông tin của trường hoặc của xã, phường và hướng dẫn HS đọc tìm hai chi tiết: trường thành lập năm nào</w:t>
+            </w:r>
+          </w:p>
+          <w:p>
+            <w:pPr>
+              <w:spacing w:after="0"/>
+            </w:pPr>
+            <w:r>
+              <w:rPr>
+                <w:b w:val="0"/>
+                <w:i w:val="0"/>
+                <w:sz w:val="18"/>
+              </w:rPr>
+              <w:t>NLS-AT: Ảnh có mặt bạn bè, thầy cô chỉ được dùng khi mọi người đồng ý</w:t>
+            </w:r>
+          </w:p>
+          <w:p>
+            <w:pPr>
+              <w:spacing w:after="0"/>
+            </w:pPr>
+            <w:r>
+              <w:rPr>
+                <w:b w:val="0"/>
+                <w:i w:val="0"/>
+                <w:sz w:val="18"/>
+              </w:rPr>
               <w:t>QPAN: Giới thiệu truyền thống chống giặc ngoại xâm, gương dũng cảm của thiếu niên, nhi đồng và Bà mẹ Việt Nam anh hùng; kể việc làm của các chú bộ đội, công an giúp dân ở địa phương.</w:t>
-            </w:r>
-          </w:p>
-          <w:p>
-            <w:pPr>
-              <w:spacing w:after="0"/>
-            </w:pPr>
-            <w:r>
-              <w:rPr>
-                <w:b w:val="0"/>
-                <w:i w:val="0"/>
-                <w:sz w:val="18"/>
-              </w:rPr>
-              <w:t>KNS: KN giao tiếp và hợp tác trong gia đình, lớp học, cộng đồng.</w:t>
             </w:r>
           </w:p>
         </w:tc>
@@ -2143,20 +2088,46 @@
                 <w:i w:val="0"/>
                 <w:sz w:val="18"/>
               </w:rPr>
+              <w:t>NLS-ST (Cơ bản 1): GV cùng HS làm một tấm áp phích số giới thiệu hoạt động cộng đồng và truyền thống trường: GV mở sẵn khung trình chiếu</w:t>
+            </w:r>
+          </w:p>
+          <w:p>
+            <w:pPr>
+              <w:spacing w:after="0"/>
+            </w:pPr>
+            <w:r>
+              <w:rPr>
+                <w:b w:val="0"/>
+                <w:i w:val="0"/>
+                <w:sz w:val="18"/>
+              </w:rPr>
+              <w:t>NLS-KT (Cơ bản 1): GV chiếu trang thông tin của trường hoặc của xã, phường và hướng dẫn HS đọc tìm hai chi tiết: trường thành lập năm nào</w:t>
+            </w:r>
+          </w:p>
+          <w:p>
+            <w:pPr>
+              <w:spacing w:after="0"/>
+            </w:pPr>
+            <w:r>
+              <w:rPr>
+                <w:b w:val="0"/>
+                <w:i w:val="0"/>
+                <w:sz w:val="18"/>
+              </w:rPr>
+              <w:t>NLS-AT: Ảnh có mặt bạn bè, thầy cô chỉ được dùng khi mọi người đồng ý</w:t>
+            </w:r>
+          </w:p>
+          <w:p>
+            <w:pPr>
+              <w:spacing w:after="0"/>
+            </w:pPr>
+            <w:r>
+              <w:rPr>
+                <w:b w:val="0"/>
+                <w:i w:val="0"/>
+                <w:sz w:val="18"/>
+              </w:rPr>
               <w:t>QPAN: Giới thiệu truyền thống chống giặc ngoại xâm, gương dũng cảm của thiếu niên, nhi đồng và Bà mẹ Việt Nam anh hùng; kể việc làm của các chú bộ đội, công an giúp dân ở địa phương.</w:t>
-            </w:r>
-          </w:p>
-          <w:p>
-            <w:pPr>
-              <w:spacing w:after="0"/>
-            </w:pPr>
-            <w:r>
-              <w:rPr>
-                <w:b w:val="0"/>
-                <w:i w:val="0"/>
-                <w:sz w:val="18"/>
-              </w:rPr>
-              <w:t>KNS: KN giao tiếp và hợp tác trong gia đình, lớp học, cộng đồng.</w:t>
             </w:r>
           </w:p>
         </w:tc>
@@ -2400,6 +2371,45 @@
                 <w:i w:val="0"/>
                 <w:sz w:val="18"/>
               </w:rPr>
+              <w:t>NLS-GQVĐ (Cơ bản 1): GV chiếu ảnh chụp chính các góc trong trường mình (cầu thang, sân sau, khu vệ sinh, hành lang tầng hai</w:t>
+            </w:r>
+          </w:p>
+          <w:p>
+            <w:pPr>
+              <w:spacing w:after="0"/>
+            </w:pPr>
+            <w:r>
+              <w:rPr>
+                <w:b w:val="0"/>
+                <w:i w:val="0"/>
+                <w:sz w:val="18"/>
+              </w:rPr>
+              <w:t>NLS-GT (Cơ bản 1): GV nêu tình huống: em nhìn thấy một bạn bị ngã ở cầu thang. HS thực hành nói lời báo tin cho thầy cô: nói rõ bạn nào</w:t>
+            </w:r>
+          </w:p>
+          <w:p>
+            <w:pPr>
+              <w:spacing w:after="0"/>
+            </w:pPr>
+            <w:r>
+              <w:rPr>
+                <w:b w:val="0"/>
+                <w:i w:val="0"/>
+                <w:sz w:val="18"/>
+              </w:rPr>
+              <w:t>NLS-AT: Không dùng điện thoại quay cảnh bạn ngã</w:t>
+            </w:r>
+          </w:p>
+          <w:p>
+            <w:pPr>
+              <w:spacing w:after="0"/>
+            </w:pPr>
+            <w:r>
+              <w:rPr>
+                <w:b w:val="0"/>
+                <w:i w:val="0"/>
+                <w:sz w:val="18"/>
+              </w:rPr>
               <w:t>QPAN: Liên hệ công việc giữ gìn an ninh, trật tự, cứu hộ – cứu nạn của bộ đội, công an; nhắc HS chấp hành quy định an toàn.</w:t>
             </w:r>
           </w:p>
@@ -2977,7 +2987,7 @@
                 <w:i w:val="0"/>
                 <w:sz w:val="18"/>
               </w:rPr>
-              <w:t>NLS-KT (Cơ bản 1): GV hướng dẫn HS quan sát tranh ảnh/clip, tìm thông tin đơn giản (có hướng dẫn) để tìm hiểu nội dung bài.</w:t>
+              <w:t>GDMT: HS thực hiện việc bảo vệ môi trường ở địa phương và tham gia các hoạt động BVMT.</w:t>
             </w:r>
           </w:p>
           <w:p>
@@ -2990,7 +3000,33 @@
                 <w:i w:val="0"/>
                 <w:sz w:val="18"/>
               </w:rPr>
-              <w:t>GDMT: HS thực hiện việc bảo vệ môi trường ở địa phương và tham gia các hoạt động BVMT.</w:t>
+              <w:t>NLS-KT (Cơ bản 1): GV chiếu video quy trình thật: từ hạt lúa – gieo mạ – cấy – gặt – xay xát – hạt gạo</w:t>
+            </w:r>
+          </w:p>
+          <w:p>
+            <w:pPr>
+              <w:spacing w:after="0"/>
+            </w:pPr>
+            <w:r>
+              <w:rPr>
+                <w:b w:val="0"/>
+                <w:i w:val="0"/>
+                <w:sz w:val="18"/>
+              </w:rPr>
+              <w:t>NLS-GQVĐ (Cơ bản 1): GV cho HS sắp xếp lại thứ tự các bức ảnh chụp từng công đoạn (GV chiếu ảnh xáo trộn</w:t>
+            </w:r>
+          </w:p>
+          <w:p>
+            <w:pPr>
+              <w:spacing w:after="0"/>
+            </w:pPr>
+            <w:r>
+              <w:rPr>
+                <w:b w:val="0"/>
+                <w:i w:val="0"/>
+                <w:sz w:val="18"/>
+              </w:rPr>
+              <w:t>NLS-AT: Video, hình ảnh về nghề nghiệp phải lấy từ nguồn tin cậy vì trên mạng có nhiều clip</w:t>
             </w:r>
           </w:p>
           <w:p>
@@ -3351,6 +3387,45 @@
               <w:t>GDMT: HS thực hiện việc bảo vệ môi trường ở địa phương và tham gia các hoạt động BVMT.</w:t>
             </w:r>
           </w:p>
+          <w:p>
+            <w:pPr>
+              <w:spacing w:after="0"/>
+            </w:pPr>
+            <w:r>
+              <w:rPr>
+                <w:b w:val="0"/>
+                <w:i w:val="0"/>
+                <w:sz w:val="18"/>
+              </w:rPr>
+              <w:t>NLS-KT (Cơ bản 1): GV chiếu video quy trình thật: từ hạt lúa – gieo mạ – cấy – gặt – xay xát – hạt gạo</w:t>
+            </w:r>
+          </w:p>
+          <w:p>
+            <w:pPr>
+              <w:spacing w:after="0"/>
+            </w:pPr>
+            <w:r>
+              <w:rPr>
+                <w:b w:val="0"/>
+                <w:i w:val="0"/>
+                <w:sz w:val="18"/>
+              </w:rPr>
+              <w:t>NLS-GQVĐ (Cơ bản 1): GV cho HS sắp xếp lại thứ tự các bức ảnh chụp từng công đoạn (GV chiếu ảnh xáo trộn</w:t>
+            </w:r>
+          </w:p>
+          <w:p>
+            <w:pPr>
+              <w:spacing w:after="0"/>
+            </w:pPr>
+            <w:r>
+              <w:rPr>
+                <w:b w:val="0"/>
+                <w:i w:val="0"/>
+                <w:sz w:val="18"/>
+              </w:rPr>
+              <w:t>NLS-AT: Video, hình ảnh về nghề nghiệp phải lấy từ nguồn tin cậy vì trên mạng có nhiều clip</w:t>
+            </w:r>
+          </w:p>
         </w:tc>
         <w:tc>
           <w:tcPr>
@@ -3734,6 +3809,45 @@
                 <w:i w:val="0"/>
                 <w:sz w:val="18"/>
               </w:rPr>
+              <w:t>NLS-KT (Cơ bản 1): GV mở bản đồ số, dùng chế độ xem đường phố hoặc ảnh 360 độ để “dẫn” cả lớp đi một vòng quanh một di tích của tỉnh</w:t>
+            </w:r>
+          </w:p>
+          <w:p>
+            <w:pPr>
+              <w:spacing w:after="0"/>
+            </w:pPr>
+            <w:r>
+              <w:rPr>
+                <w:b w:val="0"/>
+                <w:i w:val="0"/>
+                <w:sz w:val="18"/>
+              </w:rPr>
+              <w:t>NLS-GT (Cơ bản 1): GV giao mỗi nhóm làm “hướng dẫn viên nhí”: dựa vào ảnh vừa xem, nhóm nói ba câu giới thiệu di tích cho khách tham quan</w:t>
+            </w:r>
+          </w:p>
+          <w:p>
+            <w:pPr>
+              <w:spacing w:after="0"/>
+            </w:pPr>
+            <w:r>
+              <w:rPr>
+                <w:b w:val="0"/>
+                <w:i w:val="0"/>
+                <w:sz w:val="18"/>
+              </w:rPr>
+              <w:t>NLS-AT: Khi đi tham quan di tích thật, HS không sờ</w:t>
+            </w:r>
+          </w:p>
+          <w:p>
+            <w:pPr>
+              <w:spacing w:after="0"/>
+            </w:pPr>
+            <w:r>
+              <w:rPr>
+                <w:b w:val="0"/>
+                <w:i w:val="0"/>
+                <w:sz w:val="18"/>
+              </w:rPr>
               <w:t>QPAN: Giới thiệu truyền thống chống giặc ngoại xâm, gương dũng cảm của thiếu niên, nhi đồng và Bà mẹ Việt Nam anh hùng; kể việc làm của các chú bộ đội, công an giúp dân ở địa phương.</w:t>
             </w:r>
           </w:p>
@@ -4195,7 +4309,33 @@
                 <w:i w:val="0"/>
                 <w:sz w:val="18"/>
               </w:rPr>
-              <w:t>NLS-KT (Cơ bản 1): GV hướng dẫn HS quan sát tranh ảnh/clip, tìm thông tin đơn giản (có hướng dẫn) để tìm hiểu nội dung bài.</w:t>
+              <w:t>NLS-KT (Cơ bản 1): GV chiếu video tua nhanh hạt đậu nảy mầm, rễ đâm xuống, thân vươn lên</w:t>
+            </w:r>
+          </w:p>
+          <w:p>
+            <w:pPr>
+              <w:spacing w:after="0"/>
+            </w:pPr>
+            <w:r>
+              <w:rPr>
+                <w:b w:val="0"/>
+                <w:i w:val="0"/>
+                <w:sz w:val="18"/>
+              </w:rPr>
+              <w:t>NLS-GQVĐ (Cơ bản 1): GV chiếu ảnh phóng to (ảnh chụp qua kính hiển vi hoặc ảnh cận cảnh) mặt dưới của lá, bộ rễ, chân côn trùng, mang cá</w:t>
+            </w:r>
+          </w:p>
+          <w:p>
+            <w:pPr>
+              <w:spacing w:after="0"/>
+            </w:pPr>
+            <w:r>
+              <w:rPr>
+                <w:b w:val="0"/>
+                <w:i w:val="0"/>
+                <w:sz w:val="18"/>
+              </w:rPr>
+              <w:t>NLS-AT: Xem cây và con vật qua màn hình là để hiểu bài</w:t>
             </w:r>
           </w:p>
           <w:p>
@@ -4553,6 +4693,33 @@
                 <w:i w:val="0"/>
                 <w:sz w:val="18"/>
               </w:rPr>
+              <w:t>NLS-KT (Cơ bản 1): GV chiếu video tua nhanh hạt đậu nảy mầm, rễ đâm xuống, thân vươn lên</w:t>
+            </w:r>
+          </w:p>
+          <w:p>
+            <w:pPr>
+              <w:spacing w:after="0"/>
+            </w:pPr>
+            <w:r>
+              <w:rPr>
+                <w:b w:val="0"/>
+                <w:i w:val="0"/>
+                <w:sz w:val="18"/>
+              </w:rPr>
+              <w:t>NLS-GQVĐ (Cơ bản 1): GV chiếu ảnh phóng to (ảnh chụp qua kính hiển vi hoặc ảnh cận cảnh) mặt dưới của lá, bộ rễ, chân côn trùng, mang cá</w:t>
+            </w:r>
+          </w:p>
+          <w:p>
+            <w:pPr>
+              <w:spacing w:after="0"/>
+            </w:pPr>
+            <w:r>
+              <w:rPr>
+                <w:b w:val="0"/>
+                <w:i w:val="0"/>
+                <w:sz w:val="18"/>
+              </w:rPr>
+              <w:t>NLS-AT: Xem cây và con vật qua màn hình là để hiểu bài</w:t>
             </w:r>
           </w:p>
         </w:tc>
@@ -4783,7 +4950,6 @@
                 <w:i w:val="0"/>
                 <w:sz w:val="18"/>
               </w:rPr>
-              <w:t>NLS-KT (Cơ bản 1): GV hướng dẫn HS quan sát tranh ảnh/clip, tìm thông tin đơn giản (có hướng dẫn) để tìm hiểu nội dung bài. — Điều chỉnh: Bài 15 học từ tuần 17 để hai tiết ôn tập, đánh giá cuối HKI liền nhau trong tuần 18.</w:t>
             </w:r>
           </w:p>
         </w:tc>
@@ -5014,6 +5180,33 @@
                 <w:i w:val="0"/>
                 <w:sz w:val="18"/>
               </w:rPr>
+              <w:t>NLS-KT (Cơ bản 1): GV chiếu video tua nhanh hạt đậu nảy mầm, rễ đâm xuống, thân vươn lên</w:t>
+            </w:r>
+          </w:p>
+          <w:p>
+            <w:pPr>
+              <w:spacing w:after="0"/>
+            </w:pPr>
+            <w:r>
+              <w:rPr>
+                <w:b w:val="0"/>
+                <w:i w:val="0"/>
+                <w:sz w:val="18"/>
+              </w:rPr>
+              <w:t>NLS-GQVĐ (Cơ bản 1): GV chiếu ảnh phóng to (ảnh chụp qua kính hiển vi hoặc ảnh cận cảnh) mặt dưới của lá, bộ rễ, chân côn trùng, mang cá</w:t>
+            </w:r>
+          </w:p>
+          <w:p>
+            <w:pPr>
+              <w:spacing w:after="0"/>
+            </w:pPr>
+            <w:r>
+              <w:rPr>
+                <w:b w:val="0"/>
+                <w:i w:val="0"/>
+                <w:sz w:val="18"/>
+              </w:rPr>
+              <w:t>NLS-AT: Xem cây và con vật qua màn hình là để hiểu bài</w:t>
             </w:r>
           </w:p>
         </w:tc>
@@ -5384,6 +5577,33 @@
                 <w:i w:val="0"/>
                 <w:sz w:val="18"/>
               </w:rPr>
+              <w:t>NLS-KT (Cơ bản 1): GV chiếu video tua nhanh hạt đậu nảy mầm, rễ đâm xuống, thân vươn lên</w:t>
+            </w:r>
+          </w:p>
+          <w:p>
+            <w:pPr>
+              <w:spacing w:after="0"/>
+            </w:pPr>
+            <w:r>
+              <w:rPr>
+                <w:b w:val="0"/>
+                <w:i w:val="0"/>
+                <w:sz w:val="18"/>
+              </w:rPr>
+              <w:t>NLS-GQVĐ (Cơ bản 1): GV chiếu ảnh phóng to (ảnh chụp qua kính hiển vi hoặc ảnh cận cảnh) mặt dưới của lá, bộ rễ, chân côn trùng, mang cá</w:t>
+            </w:r>
+          </w:p>
+          <w:p>
+            <w:pPr>
+              <w:spacing w:after="0"/>
+            </w:pPr>
+            <w:r>
+              <w:rPr>
+                <w:b w:val="0"/>
+                <w:i w:val="0"/>
+                <w:sz w:val="18"/>
+              </w:rPr>
+              <w:t>NLS-AT: Xem cây và con vật qua màn hình là để hiểu bài</w:t>
             </w:r>
           </w:p>
         </w:tc>
@@ -5844,7 +6064,33 @@
                 <w:i w:val="0"/>
                 <w:sz w:val="18"/>
               </w:rPr>
-              <w:t>NLS-KT (Cơ bản 1): GV hướng dẫn HS quan sát tranh ảnh/clip, tìm thông tin đơn giản (có hướng dẫn) để tìm hiểu nội dung bài.</w:t>
+              <w:t>NLS-KT (Cơ bản 1): GV chiếu mô hình 3 chiều cơ thể người trên máy tính, xoay và tách từng lớp để HS nhìn thấy vị trí thật của các cơ quan</w:t>
+            </w:r>
+          </w:p>
+          <w:p>
+            <w:pPr>
+              <w:spacing w:after="0"/>
+            </w:pPr>
+            <w:r>
+              <w:rPr>
+                <w:b w:val="0"/>
+                <w:i w:val="0"/>
+                <w:sz w:val="18"/>
+              </w:rPr>
+              <w:t>NLS-GQVĐ (Cơ bản 1): GV cho HS vừa nghe hoạt hình mô phỏng vừa đặt tay lên ngực đếm nhịp tim của chính mình trong 15 giây trước và sau khi bật</w:t>
+            </w:r>
+          </w:p>
+          <w:p>
+            <w:pPr>
+              <w:spacing w:after="0"/>
+            </w:pPr>
+            <w:r>
+              <w:rPr>
+                <w:b w:val="0"/>
+                <w:i w:val="0"/>
+                <w:sz w:val="18"/>
+              </w:rPr>
+              <w:t>NLS-AT: Hình ảnh bên trong cơ thể trên mạng có nhiều hình đáng sợ hoặc sai lệch</w:t>
             </w:r>
           </w:p>
           <w:p>
@@ -6332,6 +6578,45 @@
                 <w:i w:val="0"/>
                 <w:sz w:val="18"/>
               </w:rPr>
+              <w:t>NLS-KT (Cơ bản 1): GV chiếu mô hình 3 chiều cơ thể người trên máy tính, xoay và tách từng lớp để HS nhìn thấy vị trí thật của các cơ quan</w:t>
+            </w:r>
+          </w:p>
+          <w:p>
+            <w:pPr>
+              <w:spacing w:after="0"/>
+            </w:pPr>
+            <w:r>
+              <w:rPr>
+                <w:b w:val="0"/>
+                <w:i w:val="0"/>
+                <w:sz w:val="18"/>
+              </w:rPr>
+              <w:t>NLS-GQVĐ (Cơ bản 1): GV cho HS vừa nghe hoạt hình mô phỏng vừa đặt tay lên ngực đếm nhịp tim của chính mình trong 15 giây trước và sau khi bật</w:t>
+            </w:r>
+          </w:p>
+          <w:p>
+            <w:pPr>
+              <w:spacing w:after="0"/>
+            </w:pPr>
+            <w:r>
+              <w:rPr>
+                <w:b w:val="0"/>
+                <w:i w:val="0"/>
+                <w:sz w:val="18"/>
+              </w:rPr>
+              <w:t>NLS-AT: Hình ảnh bên trong cơ thể trên mạng có nhiều hình đáng sợ hoặc sai lệch</w:t>
+            </w:r>
+          </w:p>
+          <w:p>
+            <w:pPr>
+              <w:spacing w:after="0"/>
+            </w:pPr>
+            <w:r>
+              <w:rPr>
+                <w:b w:val="0"/>
+                <w:i w:val="0"/>
+                <w:sz w:val="18"/>
+              </w:rPr>
               <w:t>QPAN: Giới thiệu truyền thống chống giặc ngoại xâm, gương dũng cảm của thiếu niên, nhi đồng và Bà mẹ Việt Nam anh hùng; kể việc làm của các chú bộ đội, công an giúp dân ở địa phương.</w:t>
             </w:r>
           </w:p>
@@ -6794,6 +7079,45 @@
                 <w:i w:val="0"/>
                 <w:sz w:val="18"/>
               </w:rPr>
+              <w:t>NLS-KT (Cơ bản 1): GV chiếu mô hình 3 chiều cơ thể người trên máy tính, xoay và tách từng lớp để HS nhìn thấy vị trí thật của các cơ quan</w:t>
+            </w:r>
+          </w:p>
+          <w:p>
+            <w:pPr>
+              <w:spacing w:after="0"/>
+            </w:pPr>
+            <w:r>
+              <w:rPr>
+                <w:b w:val="0"/>
+                <w:i w:val="0"/>
+                <w:sz w:val="18"/>
+              </w:rPr>
+              <w:t>NLS-GQVĐ (Cơ bản 1): GV cho HS vừa nghe hoạt hình mô phỏng vừa đặt tay lên ngực đếm nhịp tim của chính mình trong 15 giây trước và sau khi bật</w:t>
+            </w:r>
+          </w:p>
+          <w:p>
+            <w:pPr>
+              <w:spacing w:after="0"/>
+            </w:pPr>
+            <w:r>
+              <w:rPr>
+                <w:b w:val="0"/>
+                <w:i w:val="0"/>
+                <w:sz w:val="18"/>
+              </w:rPr>
+              <w:t>NLS-AT: Hình ảnh bên trong cơ thể trên mạng có nhiều hình đáng sợ hoặc sai lệch</w:t>
+            </w:r>
+          </w:p>
+          <w:p>
+            <w:pPr>
+              <w:spacing w:after="0"/>
+            </w:pPr>
+            <w:r>
+              <w:rPr>
+                <w:b w:val="0"/>
+                <w:i w:val="0"/>
+                <w:sz w:val="18"/>
+              </w:rPr>
               <w:t>QPAN: Giới thiệu truyền thống chống giặc ngoại xâm, gương dũng cảm của thiếu niên, nhi đồng và Bà mẹ Việt Nam anh hùng; kể việc làm của các chú bộ đội, công an giúp dân ở địa phương.</w:t>
             </w:r>
           </w:p>
@@ -7025,6 +7349,45 @@
                 <w:i w:val="0"/>
                 <w:sz w:val="18"/>
               </w:rPr>
+              <w:t>NLS-AT (Cơ bản 1): GV nối bài học với thói quen dùng thiết bị của chính HS: cho mỗi em tự đếm hôm qua mình xem ti vi</w:t>
+            </w:r>
+          </w:p>
+          <w:p>
+            <w:pPr>
+              <w:spacing w:after="0"/>
+            </w:pPr>
+            <w:r>
+              <w:rPr>
+                <w:b w:val="0"/>
+                <w:i w:val="0"/>
+                <w:sz w:val="18"/>
+              </w:rPr>
+              <w:t>NLS-GQVĐ (Cơ bản 1): GV cho các nhóm lập “Bản giao hẹn với màn hình” gồm 3 việc HS tự đặt ra (ví dụ: xem không quá 30 phút mỗi lần</w:t>
+            </w:r>
+          </w:p>
+          <w:p>
+            <w:pPr>
+              <w:spacing w:after="0"/>
+            </w:pPr>
+            <w:r>
+              <w:rPr>
+                <w:b w:val="0"/>
+                <w:i w:val="0"/>
+                <w:sz w:val="18"/>
+              </w:rPr>
+              <w:t>NLS-AT: Xem điện thoại, ti vi quá lâu và xem sát giờ đi ngủ làm hại mắt và làm</w:t>
+            </w:r>
+          </w:p>
+          <w:p>
+            <w:pPr>
+              <w:spacing w:after="0"/>
+            </w:pPr>
+            <w:r>
+              <w:rPr>
+                <w:b w:val="0"/>
+                <w:i w:val="0"/>
+                <w:sz w:val="18"/>
+              </w:rPr>
               <w:t>QPAN: Giới thiệu truyền thống chống giặc ngoại xâm, gương dũng cảm của thiếu niên, nhi đồng và Bà mẹ Việt Nam anh hùng; kể việc làm của các chú bộ đội, công an giúp dân ở địa phương.</w:t>
             </w:r>
           </w:p>
@@ -7256,6 +7619,33 @@
                 <w:i w:val="0"/>
                 <w:sz w:val="18"/>
               </w:rPr>
+              <w:t>NLS-KT (Cơ bản 1): Đây đúng là bài dạy cách khai thác thông tin. GV làm mẫu ba nguồn cho cùng một câu hỏi “Vì sao khói thuốc lá có hại?”: hỏi</w:t>
+            </w:r>
+          </w:p>
+          <w:p>
+            <w:pPr>
+              <w:spacing w:after="0"/>
+            </w:pPr>
+            <w:r>
+              <w:rPr>
+                <w:b w:val="0"/>
+                <w:i w:val="0"/>
+                <w:sz w:val="18"/>
+              </w:rPr>
+              <w:t>NLS-AT (Cơ bản 1): GV chiếu một tin đồn thường gặp (ví dụ “uống nước ngọt có ga giúp tiêu cơm nhanh”) đặt cạnh thông tin từ trang y tế chính thức</w:t>
+            </w:r>
+          </w:p>
+          <w:p>
+            <w:pPr>
+              <w:spacing w:after="0"/>
+            </w:pPr>
+            <w:r>
+              <w:rPr>
+                <w:b w:val="0"/>
+                <w:i w:val="0"/>
+                <w:sz w:val="18"/>
+              </w:rPr>
+              <w:t>NLS-AT: Trên mạng có nhiều quảng cáo và tin đồn về đồ ăn, thuốc men không đúng sự thật</w:t>
             </w:r>
           </w:p>
         </w:tc>
@@ -7486,7 +7876,33 @@
                 <w:i w:val="0"/>
                 <w:sz w:val="18"/>
               </w:rPr>
-              <w:t>NLS-KT (Cơ bản 1): GV hướng dẫn HS quan sát tranh ảnh/clip, tìm thông tin đơn giản (có hướng dẫn) để tìm hiểu nội dung bài.</w:t>
+              <w:t>NLS-KT (Cơ bản 1): GV chiếu mô phỏng Trái Đất quay quanh mình và quay quanh Mặt Trời, tua nhanh một ngày đêm rồi một năm</w:t>
+            </w:r>
+          </w:p>
+          <w:p>
+            <w:pPr>
+              <w:spacing w:after="0"/>
+            </w:pPr>
+            <w:r>
+              <w:rPr>
+                <w:b w:val="0"/>
+                <w:i w:val="0"/>
+                <w:sz w:val="18"/>
+              </w:rPr>
+              <w:t>NLS-GQVĐ (Cơ bản 1): GV mở ứng dụng la bàn trên điện thoại, cầm ra giữa lớp cho HS xem kim chỉ hướng bắc</w:t>
+            </w:r>
+          </w:p>
+          <w:p>
+            <w:pPr>
+              <w:spacing w:after="0"/>
+            </w:pPr>
+            <w:r>
+              <w:rPr>
+                <w:b w:val="0"/>
+                <w:i w:val="0"/>
+                <w:sz w:val="18"/>
+              </w:rPr>
+              <w:t>NLS-AT: La bàn trên điện thoại có thể chỉ sai khi ở gần vật kim loại hoặc khi máy</w:t>
             </w:r>
           </w:p>
         </w:tc>
@@ -7717,6 +8133,33 @@
                 <w:i w:val="0"/>
                 <w:sz w:val="18"/>
               </w:rPr>
+              <w:t>NLS-KT (Cơ bản 1): GV chiếu mô phỏng Trái Đất quay quanh mình và quay quanh Mặt Trời, tua nhanh một ngày đêm rồi một năm</w:t>
+            </w:r>
+          </w:p>
+          <w:p>
+            <w:pPr>
+              <w:spacing w:after="0"/>
+            </w:pPr>
+            <w:r>
+              <w:rPr>
+                <w:b w:val="0"/>
+                <w:i w:val="0"/>
+                <w:sz w:val="18"/>
+              </w:rPr>
+              <w:t>NLS-GQVĐ (Cơ bản 1): GV mở ứng dụng la bàn trên điện thoại, cầm ra giữa lớp cho HS xem kim chỉ hướng bắc</w:t>
+            </w:r>
+          </w:p>
+          <w:p>
+            <w:pPr>
+              <w:spacing w:after="0"/>
+            </w:pPr>
+            <w:r>
+              <w:rPr>
+                <w:b w:val="0"/>
+                <w:i w:val="0"/>
+                <w:sz w:val="18"/>
+              </w:rPr>
+              <w:t>NLS-AT: La bàn trên điện thoại có thể chỉ sai khi ở gần vật kim loại hoặc khi máy</w:t>
             </w:r>
           </w:p>
         </w:tc>
@@ -7947,6 +8390,45 @@
                 <w:i w:val="0"/>
                 <w:sz w:val="18"/>
               </w:rPr>
+              <w:t>NLS-KT (Cơ bản 1): GV chiếu mô phỏng Trái Đất quay quanh mình và quay quanh Mặt Trời, tua nhanh một ngày đêm rồi một năm</w:t>
+            </w:r>
+          </w:p>
+          <w:p>
+            <w:pPr>
+              <w:spacing w:after="0"/>
+            </w:pPr>
+            <w:r>
+              <w:rPr>
+                <w:b w:val="0"/>
+                <w:i w:val="0"/>
+                <w:sz w:val="18"/>
+              </w:rPr>
+              <w:t>NLS-GQVĐ (Cơ bản 1): GV mở ứng dụng la bàn trên điện thoại, cầm ra giữa lớp cho HS xem kim chỉ hướng bắc</w:t>
+            </w:r>
+          </w:p>
+          <w:p>
+            <w:pPr>
+              <w:spacing w:after="0"/>
+            </w:pPr>
+            <w:r>
+              <w:rPr>
+                <w:b w:val="0"/>
+                <w:i w:val="0"/>
+                <w:sz w:val="18"/>
+              </w:rPr>
+              <w:t>NLS-AT: La bàn trên điện thoại có thể chỉ sai khi ở gần vật kim loại hoặc khi máy</w:t>
+            </w:r>
+          </w:p>
+          <w:p>
+            <w:pPr>
+              <w:spacing w:after="0"/>
+            </w:pPr>
+            <w:r>
+              <w:rPr>
+                <w:b w:val="0"/>
+                <w:i w:val="0"/>
+                <w:sz w:val="18"/>
+              </w:rPr>
               <w:t>STEM: Bề mặt Trái Đất (TNXH – Mĩ thuật) — dạy thay cho tiết này.</w:t>
             </w:r>
           </w:p>
@@ -8286,6 +8768,45 @@
               <w:spacing w:after="0"/>
             </w:pPr>
             <w:r/>
+            <w:r>
+              <w:rPr>
+                <w:b w:val="0"/>
+                <w:i w:val="0"/>
+                <w:sz w:val="18"/>
+              </w:rPr>
+              <w:t>NLS-KT (Cơ bản 1): GV chiếu mô phỏng Trái Đất quay quanh mình và quay quanh Mặt Trời, tua nhanh một ngày đêm rồi một năm</w:t>
+            </w:r>
+          </w:p>
+          <w:p>
+            <w:pPr>
+              <w:spacing w:after="0"/>
+            </w:pPr>
+            <w:r>
+              <w:rPr>
+                <w:b w:val="0"/>
+                <w:i w:val="0"/>
+                <w:sz w:val="18"/>
+              </w:rPr>
+              <w:t>NLS-GQVĐ (Cơ bản 1): GV mở ứng dụng la bàn trên điện thoại, cầm ra giữa lớp cho HS xem kim chỉ hướng bắc</w:t>
+            </w:r>
+          </w:p>
+          <w:p>
+            <w:pPr>
+              <w:spacing w:after="0"/>
+            </w:pPr>
+            <w:r>
+              <w:rPr>
+                <w:b w:val="0"/>
+                <w:i w:val="0"/>
+                <w:sz w:val="18"/>
+              </w:rPr>
+              <w:t>NLS-AT: La bàn trên điện thoại có thể chỉ sai khi ở gần vật kim loại hoặc khi máy</w:t>
+            </w:r>
+          </w:p>
+          <w:p>
+            <w:pPr>
+              <w:spacing w:after="0"/>
+            </w:pPr>
             <w:r>
               <w:rPr>
                 <w:b w:val="0"/>

--- a/assets/docs/lop3/Tu nhien va Xa hoi - Lop 3.docx
+++ b/assets/docs/lop3/Tu nhien va Xa hoi - Lop 3.docx
@@ -1818,7 +1818,7 @@
                 <w:i w:val="0"/>
                 <w:sz w:val="18"/>
               </w:rPr>
-              <w:t>NLS-ST (Cơ bản 1): GV cùng HS làm một tấm áp phích số giới thiệu hoạt động cộng đồng và truyền thống trường: GV mở sẵn khung trình chiếu</w:t>
+              <w:t>NLS-KT (Cơ bản 1): Ở bài “Hoạt động kết nối với cộng đồng”, GV chiếu phóng to hình trong sách và thêm ảnh vài hoạt động có thật ở trường như quyên</w:t>
             </w:r>
           </w:p>
           <w:p>
@@ -1831,7 +1831,7 @@
                 <w:i w:val="0"/>
                 <w:sz w:val="18"/>
               </w:rPr>
-              <w:t>NLS-KT (Cơ bản 1): GV chiếu trang thông tin của trường hoặc của xã, phường và hướng dẫn HS đọc tìm hai chi tiết: trường thành lập năm nào</w:t>
+              <w:t>NLS-GT (Cơ bản 1): GV gõ lên màn hình tên các hoạt động mà từng nhóm kể được, xếp thành bảng hai cột việc trường làm và việc em tham gia</w:t>
             </w:r>
           </w:p>
           <w:p>
@@ -1844,7 +1844,7 @@
                 <w:i w:val="0"/>
                 <w:sz w:val="18"/>
               </w:rPr>
-              <w:t>NLS-AT: Ảnh có mặt bạn bè, thầy cô chỉ được dùng khi mọi người đồng ý</w:t>
+              <w:t>NLS-AT: Ảnh hoạt động chỉ dùng ảnh nhà trường cho phép</w:t>
             </w:r>
           </w:p>
           <w:p>
@@ -3000,7 +3000,7 @@
                 <w:i w:val="0"/>
                 <w:sz w:val="18"/>
               </w:rPr>
-              <w:t>NLS-KT (Cơ bản 1): GV chiếu video quy trình thật: từ hạt lúa – gieo mạ – cấy – gặt – xay xát – hạt gạo</w:t>
+              <w:t>NLS-KT (Cơ bản 1): Ở bài “Hoạt động sản xuất nông nghiệp”, GV chiếu bộ ảnh và clip ngắn về trồng lúa, trồng rau, nuôi gà, nuôi cá ở địa phương</w:t>
             </w:r>
           </w:p>
           <w:p>
@@ -3013,7 +3013,7 @@
                 <w:i w:val="0"/>
                 <w:sz w:val="18"/>
               </w:rPr>
-              <w:t>NLS-GQVĐ (Cơ bản 1): GV cho HS sắp xếp lại thứ tự các bức ảnh chụp từng công đoạn (GV chiếu ảnh xáo trộn</w:t>
+              <w:t>NLS-GQVĐ (Cơ bản 1): GV chiếu bảng hai cột sản phẩm và nơi làm ra, cho HS kéo mỗi sản phẩm về đúng cột; máy báo đúng</w:t>
             </w:r>
           </w:p>
           <w:p>
@@ -3026,7 +3026,7 @@
                 <w:i w:val="0"/>
                 <w:sz w:val="18"/>
               </w:rPr>
-              <w:t>NLS-AT: Video, hình ảnh về nghề nghiệp phải lấy từ nguồn tin cậy vì trên mạng có nhiều clip</w:t>
+              <w:t>NLS-AT: Ảnh và clip do thầy cô chuẩn bị, không quay người dân khi chưa xin phép</w:t>
             </w:r>
           </w:p>
           <w:p>

--- a/assets/docs/lop3/Tu nhien va Xa hoi - Lop 3.docx
+++ b/assets/docs/lop3/Tu nhien va Xa hoi - Lop 3.docx
@@ -624,33 +624,7 @@
                 <w:i w:val="0"/>
                 <w:sz w:val="18"/>
               </w:rPr>
-              <w:t>NLS-ST (Cơ bản 1): Trong “Bài 1. Họ hàng và những ngày kỉ niệm của gia đình” tiết 1</w:t>
-            </w:r>
-          </w:p>
-          <w:p>
-            <w:pPr>
-              <w:spacing w:after="0"/>
-            </w:pPr>
-            <w:r>
-              <w:rPr>
-                <w:b w:val="0"/>
-                <w:i w:val="0"/>
-                <w:sz w:val="18"/>
-              </w:rPr>
-              <w:t>NLS-GT (Cơ bản 1): GV hướng dẫn HS tập chào hỏi, xưng hô đúng với ông bà, cô dì, chú bác ở xa qua điện thoại: chào, xưng tên</w:t>
-            </w:r>
-          </w:p>
-          <w:p>
-            <w:pPr>
-              <w:spacing w:after="0"/>
-            </w:pPr>
-            <w:r>
-              <w:rPr>
-                <w:b w:val="0"/>
-                <w:i w:val="0"/>
-                <w:sz w:val="18"/>
-              </w:rPr>
-              <w:t>NLS-AT: Ảnh gia đình, ngày sinh của người thân là thông tin riêng: HS không đưa lên mạng</w:t>
+              <w:t>NLS-ST (Cơ bản 1): Trong “Bài 1. Họ hàng và những ngày kỉ niệm của gia đình” tiết 1.</w:t>
             </w:r>
           </w:p>
           <w:p>
@@ -1021,33 +995,7 @@
                 <w:i w:val="0"/>
                 <w:sz w:val="18"/>
               </w:rPr>
-              <w:t>NLS-GQVĐ (Cơ bản 1): Trong “Bài 2. Phòng tránh hỏa hoạn khi ở nhà”, GV chiếu 4 tranh nguyên nhân cháy nhà phóng to và video mô phỏng đám cháy trong bếp</w:t>
-            </w:r>
-          </w:p>
-          <w:p>
-            <w:pPr>
-              <w:spacing w:after="0"/>
-            </w:pPr>
-            <w:r>
-              <w:rPr>
-                <w:b w:val="0"/>
-                <w:i w:val="0"/>
-                <w:sz w:val="18"/>
-              </w:rPr>
-              <w:t>NLS-GT (Cơ bản 1): GV cho HS học thuộc và thực hành gọi số 114: bấm số, nói rõ cháy ở địa chỉ nhà em, cháy ở đâu</w:t>
-            </w:r>
-          </w:p>
-          <w:p>
-            <w:pPr>
-              <w:spacing w:after="0"/>
-            </w:pPr>
-            <w:r>
-              <w:rPr>
-                <w:b w:val="0"/>
-                <w:i w:val="0"/>
-                <w:sz w:val="18"/>
-              </w:rPr>
-              <w:t>NLS-AT: Số 114 là số gọi cứu hoả, chỉ gọi khi thật sự có cháy</w:t>
+              <w:t>NLS-GQVĐ (Cơ bản 1): Trong “Bài 2. Phòng tránh hỏa hoạn khi ở nhà”, GV chiếu 4 tranh nguyên nhân cháy nhà phóng to.</w:t>
             </w:r>
           </w:p>
           <w:p>
@@ -1317,33 +1265,7 @@
                 <w:i w:val="0"/>
                 <w:sz w:val="18"/>
               </w:rPr>
-              <w:t>NLS-KT (Cơ bản 1): Ở bài “Vệ sinh xung quanh nhà”, GV chiếu bộ ảnh hai khu vực quanh nhà: một nơi sạch sẽ, một nơi có rác ứ đọng</w:t>
-            </w:r>
-          </w:p>
-          <w:p>
-            <w:pPr>
-              <w:spacing w:after="0"/>
-            </w:pPr>
-            <w:r>
-              <w:rPr>
-                <w:b w:val="0"/>
-                <w:i w:val="0"/>
-                <w:sz w:val="18"/>
-              </w:rPr>
-              <w:t>NLS-GQVĐ (Cơ bản 1): GV chiếu từng tình huống quanh nhà và cho HS chọn cách xử lí trên màn hình như đổ nước đọng trong lốp xe</w:t>
-            </w:r>
-          </w:p>
-          <w:p>
-            <w:pPr>
-              <w:spacing w:after="0"/>
-            </w:pPr>
-            <w:r>
-              <w:rPr>
-                <w:b w:val="0"/>
-                <w:i w:val="0"/>
-                <w:sz w:val="18"/>
-              </w:rPr>
-              <w:t>NLS-AT: HS chỉ dọn vệ sinh vừa sức, có người lớn hướng dẫn</w:t>
+              <w:t>NLS-KT (Cơ bản 1): Ở bài “Vệ sinh xung quanh nhà”, GV chiếu bộ ảnh hai khu vực quanh nhà.</w:t>
             </w:r>
           </w:p>
           <w:p>
@@ -1818,33 +1740,7 @@
                 <w:i w:val="0"/>
                 <w:sz w:val="18"/>
               </w:rPr>
-              <w:t>NLS-KT (Cơ bản 1): Ở bài “Hoạt động kết nối với cộng đồng”, GV chiếu phóng to hình trong sách và thêm ảnh vài hoạt động có thật ở trường như quyên</w:t>
-            </w:r>
-          </w:p>
-          <w:p>
-            <w:pPr>
-              <w:spacing w:after="0"/>
-            </w:pPr>
-            <w:r>
-              <w:rPr>
-                <w:b w:val="0"/>
-                <w:i w:val="0"/>
-                <w:sz w:val="18"/>
-              </w:rPr>
-              <w:t>NLS-GT (Cơ bản 1): GV gõ lên màn hình tên các hoạt động mà từng nhóm kể được, xếp thành bảng hai cột việc trường làm và việc em tham gia</w:t>
-            </w:r>
-          </w:p>
-          <w:p>
-            <w:pPr>
-              <w:spacing w:after="0"/>
-            </w:pPr>
-            <w:r>
-              <w:rPr>
-                <w:b w:val="0"/>
-                <w:i w:val="0"/>
-                <w:sz w:val="18"/>
-              </w:rPr>
-              <w:t>NLS-AT: Ảnh hoạt động chỉ dùng ảnh nhà trường cho phép</w:t>
+              <w:t>NLS-GT (Cơ bản 1): Gõ lên màn hình tên các hoạt động mà từng nhóm kể được.</w:t>
             </w:r>
           </w:p>
           <w:p>
@@ -2088,33 +1984,7 @@
                 <w:i w:val="0"/>
                 <w:sz w:val="18"/>
               </w:rPr>
-              <w:t>NLS-ST (Cơ bản 1): GV cùng HS làm một tấm áp phích số giới thiệu hoạt động cộng đồng và truyền thống trường: GV mở sẵn khung trình chiếu</w:t>
-            </w:r>
-          </w:p>
-          <w:p>
-            <w:pPr>
-              <w:spacing w:after="0"/>
-            </w:pPr>
-            <w:r>
-              <w:rPr>
-                <w:b w:val="0"/>
-                <w:i w:val="0"/>
-                <w:sz w:val="18"/>
-              </w:rPr>
-              <w:t>NLS-KT (Cơ bản 1): GV chiếu trang thông tin của trường hoặc của xã, phường và hướng dẫn HS đọc tìm hai chi tiết: trường thành lập năm nào</w:t>
-            </w:r>
-          </w:p>
-          <w:p>
-            <w:pPr>
-              <w:spacing w:after="0"/>
-            </w:pPr>
-            <w:r>
-              <w:rPr>
-                <w:b w:val="0"/>
-                <w:i w:val="0"/>
-                <w:sz w:val="18"/>
-              </w:rPr>
-              <w:t>NLS-AT: Ảnh có mặt bạn bè, thầy cô chỉ được dùng khi mọi người đồng ý</w:t>
+              <w:t>NLS-ST (Cơ bản 1): Cùng HS làm một tấm áp phích số giới thiệu hoạt động cộng đồng.</w:t>
             </w:r>
           </w:p>
           <w:p>
@@ -2371,33 +2241,7 @@
                 <w:i w:val="0"/>
                 <w:sz w:val="18"/>
               </w:rPr>
-              <w:t>NLS-GQVĐ (Cơ bản 1): GV chiếu ảnh chụp chính các góc trong trường mình (cầu thang, sân sau, khu vệ sinh, hành lang tầng hai</w:t>
-            </w:r>
-          </w:p>
-          <w:p>
-            <w:pPr>
-              <w:spacing w:after="0"/>
-            </w:pPr>
-            <w:r>
-              <w:rPr>
-                <w:b w:val="0"/>
-                <w:i w:val="0"/>
-                <w:sz w:val="18"/>
-              </w:rPr>
-              <w:t>NLS-GT (Cơ bản 1): GV nêu tình huống: em nhìn thấy một bạn bị ngã ở cầu thang. HS thực hành nói lời báo tin cho thầy cô: nói rõ bạn nào</w:t>
-            </w:r>
-          </w:p>
-          <w:p>
-            <w:pPr>
-              <w:spacing w:after="0"/>
-            </w:pPr>
-            <w:r>
-              <w:rPr>
-                <w:b w:val="0"/>
-                <w:i w:val="0"/>
-                <w:sz w:val="18"/>
-              </w:rPr>
-              <w:t>NLS-AT: Không dùng điện thoại quay cảnh bạn ngã</w:t>
+              <w:t>NLS-GQVĐ (Cơ bản 1): Chiếu ảnh chụp chính các góc trong trường mình (cầu thang, sân sau, khu vệ sinh, hành lang tầng hai, khu để xe).</w:t>
             </w:r>
           </w:p>
           <w:p>
@@ -3000,33 +2844,7 @@
                 <w:i w:val="0"/>
                 <w:sz w:val="18"/>
               </w:rPr>
-              <w:t>NLS-KT (Cơ bản 1): Ở bài “Hoạt động sản xuất nông nghiệp”, GV chiếu bộ ảnh và clip ngắn về trồng lúa, trồng rau, nuôi gà, nuôi cá ở địa phương</w:t>
-            </w:r>
-          </w:p>
-          <w:p>
-            <w:pPr>
-              <w:spacing w:after="0"/>
-            </w:pPr>
-            <w:r>
-              <w:rPr>
-                <w:b w:val="0"/>
-                <w:i w:val="0"/>
-                <w:sz w:val="18"/>
-              </w:rPr>
-              <w:t>NLS-GQVĐ (Cơ bản 1): GV chiếu bảng hai cột sản phẩm và nơi làm ra, cho HS kéo mỗi sản phẩm về đúng cột; máy báo đúng</w:t>
-            </w:r>
-          </w:p>
-          <w:p>
-            <w:pPr>
-              <w:spacing w:after="0"/>
-            </w:pPr>
-            <w:r>
-              <w:rPr>
-                <w:b w:val="0"/>
-                <w:i w:val="0"/>
-                <w:sz w:val="18"/>
-              </w:rPr>
-              <w:t>NLS-AT: Ảnh và clip do thầy cô chuẩn bị, không quay người dân khi chưa xin phép</w:t>
+              <w:t>NLS-KT (Cơ bản 1): Ở bài “Hoạt động sản xuất nông nghiệp”, GV chiếu bộ ảnh và clip ngắn về trồng lúa, trồng rau, nuôi gà.</w:t>
             </w:r>
           </w:p>
           <w:p>
@@ -3397,33 +3215,7 @@
                 <w:i w:val="0"/>
                 <w:sz w:val="18"/>
               </w:rPr>
-              <w:t>NLS-KT (Cơ bản 1): GV chiếu video quy trình thật: từ hạt lúa – gieo mạ – cấy – gặt – xay xát – hạt gạo</w:t>
-            </w:r>
-          </w:p>
-          <w:p>
-            <w:pPr>
-              <w:spacing w:after="0"/>
-            </w:pPr>
-            <w:r>
-              <w:rPr>
-                <w:b w:val="0"/>
-                <w:i w:val="0"/>
-                <w:sz w:val="18"/>
-              </w:rPr>
-              <w:t>NLS-GQVĐ (Cơ bản 1): GV cho HS sắp xếp lại thứ tự các bức ảnh chụp từng công đoạn (GV chiếu ảnh xáo trộn</w:t>
-            </w:r>
-          </w:p>
-          <w:p>
-            <w:pPr>
-              <w:spacing w:after="0"/>
-            </w:pPr>
-            <w:r>
-              <w:rPr>
-                <w:b w:val="0"/>
-                <w:i w:val="0"/>
-                <w:sz w:val="18"/>
-              </w:rPr>
-              <w:t>NLS-AT: Video, hình ảnh về nghề nghiệp phải lấy từ nguồn tin cậy vì trên mạng có nhiều clip</w:t>
+              <w:t>NLS-GQVĐ (Cơ bản 1): Cho HS sắp xếp lại thứ tự các bức ảnh chụp từng công đoạn (GV chiếu ảnh xáo trộn, HS lên kéo thả hoặc cầm thẻ ảnh xếp trên bảng).</w:t>
             </w:r>
           </w:p>
         </w:tc>
@@ -3809,33 +3601,7 @@
                 <w:i w:val="0"/>
                 <w:sz w:val="18"/>
               </w:rPr>
-              <w:t>NLS-KT (Cơ bản 1): GV mở bản đồ số, dùng chế độ xem đường phố hoặc ảnh 360 độ để “dẫn” cả lớp đi một vòng quanh một di tích của tỉnh</w:t>
-            </w:r>
-          </w:p>
-          <w:p>
-            <w:pPr>
-              <w:spacing w:after="0"/>
-            </w:pPr>
-            <w:r>
-              <w:rPr>
-                <w:b w:val="0"/>
-                <w:i w:val="0"/>
-                <w:sz w:val="18"/>
-              </w:rPr>
-              <w:t>NLS-GT (Cơ bản 1): GV giao mỗi nhóm làm “hướng dẫn viên nhí”: dựa vào ảnh vừa xem, nhóm nói ba câu giới thiệu di tích cho khách tham quan</w:t>
-            </w:r>
-          </w:p>
-          <w:p>
-            <w:pPr>
-              <w:spacing w:after="0"/>
-            </w:pPr>
-            <w:r>
-              <w:rPr>
-                <w:b w:val="0"/>
-                <w:i w:val="0"/>
-                <w:sz w:val="18"/>
-              </w:rPr>
-              <w:t>NLS-AT: Khi đi tham quan di tích thật, HS không sờ</w:t>
+              <w:t>NLS-KT (Cơ bản 1): Mở bản đồ số, dùng chế độ xem đường phố.</w:t>
             </w:r>
           </w:p>
           <w:p>
@@ -4309,33 +4075,7 @@
                 <w:i w:val="0"/>
                 <w:sz w:val="18"/>
               </w:rPr>
-              <w:t>NLS-KT (Cơ bản 1): GV chiếu video tua nhanh hạt đậu nảy mầm, rễ đâm xuống, thân vươn lên</w:t>
-            </w:r>
-          </w:p>
-          <w:p>
-            <w:pPr>
-              <w:spacing w:after="0"/>
-            </w:pPr>
-            <w:r>
-              <w:rPr>
-                <w:b w:val="0"/>
-                <w:i w:val="0"/>
-                <w:sz w:val="18"/>
-              </w:rPr>
-              <w:t>NLS-GQVĐ (Cơ bản 1): GV chiếu ảnh phóng to (ảnh chụp qua kính hiển vi hoặc ảnh cận cảnh) mặt dưới của lá, bộ rễ, chân côn trùng, mang cá</w:t>
-            </w:r>
-          </w:p>
-          <w:p>
-            <w:pPr>
-              <w:spacing w:after="0"/>
-            </w:pPr>
-            <w:r>
-              <w:rPr>
-                <w:b w:val="0"/>
-                <w:i w:val="0"/>
-                <w:sz w:val="18"/>
-              </w:rPr>
-              <w:t>NLS-AT: Xem cây và con vật qua màn hình là để hiểu bài</w:t>
+              <w:t>NLS-ST (Cơ bản 1): Ở hoạt động phân loại, GV chiếu bảng hai cột “Rễ cọc – Rễ chùm” còn trống.</w:t>
             </w:r>
           </w:p>
           <w:p>
@@ -4693,33 +4433,7 @@
                 <w:i w:val="0"/>
                 <w:sz w:val="18"/>
               </w:rPr>
-              <w:t>NLS-KT (Cơ bản 1): GV chiếu video tua nhanh hạt đậu nảy mầm, rễ đâm xuống, thân vươn lên</w:t>
-            </w:r>
-          </w:p>
-          <w:p>
-            <w:pPr>
-              <w:spacing w:after="0"/>
-            </w:pPr>
-            <w:r>
-              <w:rPr>
-                <w:b w:val="0"/>
-                <w:i w:val="0"/>
-                <w:sz w:val="18"/>
-              </w:rPr>
-              <w:t>NLS-GQVĐ (Cơ bản 1): GV chiếu ảnh phóng to (ảnh chụp qua kính hiển vi hoặc ảnh cận cảnh) mặt dưới của lá, bộ rễ, chân côn trùng, mang cá</w:t>
-            </w:r>
-          </w:p>
-          <w:p>
-            <w:pPr>
-              <w:spacing w:after="0"/>
-            </w:pPr>
-            <w:r>
-              <w:rPr>
-                <w:b w:val="0"/>
-                <w:i w:val="0"/>
-                <w:sz w:val="18"/>
-              </w:rPr>
-              <w:t>NLS-AT: Xem cây và con vật qua màn hình là để hiểu bài</w:t>
+              <w:t>NLS-KT (Cơ bản 1): Ở hoạt động Khám phá bài “Chức năng một số bộ phận của thực vật”.</w:t>
             </w:r>
           </w:p>
         </w:tc>
@@ -5180,33 +4894,7 @@
                 <w:i w:val="0"/>
                 <w:sz w:val="18"/>
               </w:rPr>
-              <w:t>NLS-KT (Cơ bản 1): GV chiếu video tua nhanh hạt đậu nảy mầm, rễ đâm xuống, thân vươn lên</w:t>
-            </w:r>
-          </w:p>
-          <w:p>
-            <w:pPr>
-              <w:spacing w:after="0"/>
-            </w:pPr>
-            <w:r>
-              <w:rPr>
-                <w:b w:val="0"/>
-                <w:i w:val="0"/>
-                <w:sz w:val="18"/>
-              </w:rPr>
-              <w:t>NLS-GQVĐ (Cơ bản 1): GV chiếu ảnh phóng to (ảnh chụp qua kính hiển vi hoặc ảnh cận cảnh) mặt dưới của lá, bộ rễ, chân côn trùng, mang cá</w:t>
-            </w:r>
-          </w:p>
-          <w:p>
-            <w:pPr>
-              <w:spacing w:after="0"/>
-            </w:pPr>
-            <w:r>
-              <w:rPr>
-                <w:b w:val="0"/>
-                <w:i w:val="0"/>
-                <w:sz w:val="18"/>
-              </w:rPr>
-              <w:t>NLS-AT: Xem cây và con vật qua màn hình là để hiểu bài</w:t>
+              <w:t>NLS-GT (Cơ bản 1): Ở hoạt động nhóm 4, GV chiếu bảng chung “Tên con vật – Lớp bao phủ – Cơ quan di chuyển”.</w:t>
             </w:r>
           </w:p>
         </w:tc>
@@ -5577,33 +5265,7 @@
                 <w:i w:val="0"/>
                 <w:sz w:val="18"/>
               </w:rPr>
-              <w:t>NLS-KT (Cơ bản 1): GV chiếu video tua nhanh hạt đậu nảy mầm, rễ đâm xuống, thân vươn lên</w:t>
-            </w:r>
-          </w:p>
-          <w:p>
-            <w:pPr>
-              <w:spacing w:after="0"/>
-            </w:pPr>
-            <w:r>
-              <w:rPr>
-                <w:b w:val="0"/>
-                <w:i w:val="0"/>
-                <w:sz w:val="18"/>
-              </w:rPr>
-              <w:t>NLS-GQVĐ (Cơ bản 1): GV chiếu ảnh phóng to (ảnh chụp qua kính hiển vi hoặc ảnh cận cảnh) mặt dưới của lá, bộ rễ, chân côn trùng, mang cá</w:t>
-            </w:r>
-          </w:p>
-          <w:p>
-            <w:pPr>
-              <w:spacing w:after="0"/>
-            </w:pPr>
-            <w:r>
-              <w:rPr>
-                <w:b w:val="0"/>
-                <w:i w:val="0"/>
-                <w:sz w:val="18"/>
-              </w:rPr>
-              <w:t>NLS-AT: Xem cây và con vật qua màn hình là để hiểu bài</w:t>
+              <w:t>NLS-KT (Cơ bản 1): Chiếu video tua nhanh hạt đậu nảy mầm, rễ đâm xuống, thân vươn lên, lá xoè ra trong 30 giây.</w:t>
             </w:r>
           </w:p>
         </w:tc>
@@ -6064,33 +5726,7 @@
                 <w:i w:val="0"/>
                 <w:sz w:val="18"/>
               </w:rPr>
-              <w:t>NLS-KT (Cơ bản 1): GV chiếu mô hình 3 chiều cơ thể người trên máy tính, xoay và tách từng lớp để HS nhìn thấy vị trí thật của các cơ quan</w:t>
-            </w:r>
-          </w:p>
-          <w:p>
-            <w:pPr>
-              <w:spacing w:after="0"/>
-            </w:pPr>
-            <w:r>
-              <w:rPr>
-                <w:b w:val="0"/>
-                <w:i w:val="0"/>
-                <w:sz w:val="18"/>
-              </w:rPr>
-              <w:t>NLS-GQVĐ (Cơ bản 1): GV cho HS vừa nghe hoạt hình mô phỏng vừa đặt tay lên ngực đếm nhịp tim của chính mình trong 15 giây trước và sau khi bật</w:t>
-            </w:r>
-          </w:p>
-          <w:p>
-            <w:pPr>
-              <w:spacing w:after="0"/>
-            </w:pPr>
-            <w:r>
-              <w:rPr>
-                <w:b w:val="0"/>
-                <w:i w:val="0"/>
-                <w:sz w:val="18"/>
-              </w:rPr>
-              <w:t>NLS-AT: Hình ảnh bên trong cơ thể trên mạng có nhiều hình đáng sợ hoặc sai lệch</w:t>
+              <w:t>NLS-GQVĐ (Cơ bản 1): Ở hoạt động Luyện tập, GV mở bài tập tương tác: máy hiện sơ đồ trống, HS kéo tên các bộ phận.</w:t>
             </w:r>
           </w:p>
           <w:p>
@@ -6347,6 +5983,19 @@
                 <w:i w:val="0"/>
                 <w:sz w:val="18"/>
               </w:rPr>
+              <w:t>NLS-KT (Cơ bản 1): Ở hoạt động Khám phá bài “Chăm sóc và bảo vệ cơ quan tiêu hoá”, GV chiếu bộ ảnh thức ăn.</w:t>
+            </w:r>
+          </w:p>
+          <w:p>
+            <w:pPr>
+              <w:spacing w:after="0"/>
+            </w:pPr>
+            <w:r>
+              <w:rPr>
+                <w:b w:val="0"/>
+                <w:i w:val="0"/>
+                <w:sz w:val="18"/>
+              </w:rPr>
               <w:t>QPAN: Giới thiệu truyền thống chống giặc ngoại xâm, gương dũng cảm của thiếu niên, nhi đồng và Bà mẹ Việt Nam anh hùng; kể việc làm của các chú bộ đội, công an giúp dân ở địa phương.</w:t>
             </w:r>
           </w:p>
@@ -6578,33 +6227,7 @@
                 <w:i w:val="0"/>
                 <w:sz w:val="18"/>
               </w:rPr>
-              <w:t>NLS-KT (Cơ bản 1): GV chiếu mô hình 3 chiều cơ thể người trên máy tính, xoay và tách từng lớp để HS nhìn thấy vị trí thật của các cơ quan</w:t>
-            </w:r>
-          </w:p>
-          <w:p>
-            <w:pPr>
-              <w:spacing w:after="0"/>
-            </w:pPr>
-            <w:r>
-              <w:rPr>
-                <w:b w:val="0"/>
-                <w:i w:val="0"/>
-                <w:sz w:val="18"/>
-              </w:rPr>
-              <w:t>NLS-GQVĐ (Cơ bản 1): GV cho HS vừa nghe hoạt hình mô phỏng vừa đặt tay lên ngực đếm nhịp tim của chính mình trong 15 giây trước và sau khi bật</w:t>
-            </w:r>
-          </w:p>
-          <w:p>
-            <w:pPr>
-              <w:spacing w:after="0"/>
-            </w:pPr>
-            <w:r>
-              <w:rPr>
-                <w:b w:val="0"/>
-                <w:i w:val="0"/>
-                <w:sz w:val="18"/>
-              </w:rPr>
-              <w:t>NLS-AT: Hình ảnh bên trong cơ thể trên mạng có nhiều hình đáng sợ hoặc sai lệch</w:t>
+              <w:t>NLS-GQVĐ (Cơ bản 1): Ở hoạt động Luyện tập, HS đặt tay lên ngực đếm nhịp tim của mình trong một phút, GV ghi kết quả.</w:t>
             </w:r>
           </w:p>
           <w:p>
@@ -6848,6 +6471,19 @@
                 <w:i w:val="0"/>
                 <w:sz w:val="18"/>
               </w:rPr>
+              <w:t>NLS-KT (Cơ bản 1): Ở hoạt động Khám phá bài “Chăm sóc và bảo vệ cơ quan tuần hoàn”, GV chiếu ảnh so sánh lối sống.</w:t>
+            </w:r>
+          </w:p>
+          <w:p>
+            <w:pPr>
+              <w:spacing w:after="0"/>
+            </w:pPr>
+            <w:r>
+              <w:rPr>
+                <w:b w:val="0"/>
+                <w:i w:val="0"/>
+                <w:sz w:val="18"/>
+              </w:rPr>
               <w:t>QPAN: Giới thiệu truyền thống chống giặc ngoại xâm, gương dũng cảm của thiếu niên, nhi đồng và Bà mẹ Việt Nam anh hùng; kể việc làm của các chú bộ đội, công an giúp dân ở địa phương.</w:t>
             </w:r>
           </w:p>
@@ -7079,33 +6715,7 @@
                 <w:i w:val="0"/>
                 <w:sz w:val="18"/>
               </w:rPr>
-              <w:t>NLS-KT (Cơ bản 1): GV chiếu mô hình 3 chiều cơ thể người trên máy tính, xoay và tách từng lớp để HS nhìn thấy vị trí thật của các cơ quan</w:t>
-            </w:r>
-          </w:p>
-          <w:p>
-            <w:pPr>
-              <w:spacing w:after="0"/>
-            </w:pPr>
-            <w:r>
-              <w:rPr>
-                <w:b w:val="0"/>
-                <w:i w:val="0"/>
-                <w:sz w:val="18"/>
-              </w:rPr>
-              <w:t>NLS-GQVĐ (Cơ bản 1): GV cho HS vừa nghe hoạt hình mô phỏng vừa đặt tay lên ngực đếm nhịp tim của chính mình trong 15 giây trước và sau khi bật</w:t>
-            </w:r>
-          </w:p>
-          <w:p>
-            <w:pPr>
-              <w:spacing w:after="0"/>
-            </w:pPr>
-            <w:r>
-              <w:rPr>
-                <w:b w:val="0"/>
-                <w:i w:val="0"/>
-                <w:sz w:val="18"/>
-              </w:rPr>
-              <w:t>NLS-AT: Hình ảnh bên trong cơ thể trên mạng có nhiều hình đáng sợ hoặc sai lệch</w:t>
+              <w:t>NLS-GQVĐ (Cơ bản 1): Cho HS vừa nghe hoạt hình mô phỏng vừa đặt tay lên ngực đếm nhịp tim của chính mình trong 15 giây.</w:t>
             </w:r>
           </w:p>
           <w:p>
@@ -7349,33 +6959,7 @@
                 <w:i w:val="0"/>
                 <w:sz w:val="18"/>
               </w:rPr>
-              <w:t>NLS-AT (Cơ bản 1): GV nối bài học với thói quen dùng thiết bị của chính HS: cho mỗi em tự đếm hôm qua mình xem ti vi</w:t>
-            </w:r>
-          </w:p>
-          <w:p>
-            <w:pPr>
-              <w:spacing w:after="0"/>
-            </w:pPr>
-            <w:r>
-              <w:rPr>
-                <w:b w:val="0"/>
-                <w:i w:val="0"/>
-                <w:sz w:val="18"/>
-              </w:rPr>
-              <w:t>NLS-GQVĐ (Cơ bản 1): GV cho các nhóm lập “Bản giao hẹn với màn hình” gồm 3 việc HS tự đặt ra (ví dụ: xem không quá 30 phút mỗi lần</w:t>
-            </w:r>
-          </w:p>
-          <w:p>
-            <w:pPr>
-              <w:spacing w:after="0"/>
-            </w:pPr>
-            <w:r>
-              <w:rPr>
-                <w:b w:val="0"/>
-                <w:i w:val="0"/>
-                <w:sz w:val="18"/>
-              </w:rPr>
-              <w:t>NLS-AT: Xem điện thoại, ti vi quá lâu và xem sát giờ đi ngủ làm hại mắt và làm</w:t>
+              <w:t>NLS-AT (Cơ bản 1): Nối bài học với thói quen dùng thiết bị của chính.</w:t>
             </w:r>
           </w:p>
           <w:p>
@@ -7619,33 +7203,7 @@
                 <w:i w:val="0"/>
                 <w:sz w:val="18"/>
               </w:rPr>
-              <w:t>NLS-KT (Cơ bản 1): Đây đúng là bài dạy cách khai thác thông tin. GV làm mẫu ba nguồn cho cùng một câu hỏi “Vì sao khói thuốc lá có hại?”: hỏi</w:t>
-            </w:r>
-          </w:p>
-          <w:p>
-            <w:pPr>
-              <w:spacing w:after="0"/>
-            </w:pPr>
-            <w:r>
-              <w:rPr>
-                <w:b w:val="0"/>
-                <w:i w:val="0"/>
-                <w:sz w:val="18"/>
-              </w:rPr>
-              <w:t>NLS-AT (Cơ bản 1): GV chiếu một tin đồn thường gặp (ví dụ “uống nước ngọt có ga giúp tiêu cơm nhanh”) đặt cạnh thông tin từ trang y tế chính thức</w:t>
-            </w:r>
-          </w:p>
-          <w:p>
-            <w:pPr>
-              <w:spacing w:after="0"/>
-            </w:pPr>
-            <w:r>
-              <w:rPr>
-                <w:b w:val="0"/>
-                <w:i w:val="0"/>
-                <w:sz w:val="18"/>
-              </w:rPr>
-              <w:t>NLS-AT: Trên mạng có nhiều quảng cáo và tin đồn về đồ ăn, thuốc men không đúng sự thật</w:t>
+              <w:t>NLS-KT (Cơ bản 1): Đây đúng là bài dạy cách khai thác thông tin.</w:t>
             </w:r>
           </w:p>
         </w:tc>
@@ -7876,33 +7434,7 @@
                 <w:i w:val="0"/>
                 <w:sz w:val="18"/>
               </w:rPr>
-              <w:t>NLS-KT (Cơ bản 1): GV chiếu mô phỏng Trái Đất quay quanh mình và quay quanh Mặt Trời, tua nhanh một ngày đêm rồi một năm</w:t>
-            </w:r>
-          </w:p>
-          <w:p>
-            <w:pPr>
-              <w:spacing w:after="0"/>
-            </w:pPr>
-            <w:r>
-              <w:rPr>
-                <w:b w:val="0"/>
-                <w:i w:val="0"/>
-                <w:sz w:val="18"/>
-              </w:rPr>
-              <w:t>NLS-GQVĐ (Cơ bản 1): GV mở ứng dụng la bàn trên điện thoại, cầm ra giữa lớp cho HS xem kim chỉ hướng bắc</w:t>
-            </w:r>
-          </w:p>
-          <w:p>
-            <w:pPr>
-              <w:spacing w:after="0"/>
-            </w:pPr>
-            <w:r>
-              <w:rPr>
-                <w:b w:val="0"/>
-                <w:i w:val="0"/>
-                <w:sz w:val="18"/>
-              </w:rPr>
-              <w:t>NLS-AT: La bàn trên điện thoại có thể chỉ sai khi ở gần vật kim loại hoặc khi máy</w:t>
+              <w:t>NLS-GQVĐ (Cơ bản 1): Ở hoạt động Luyện tập, GV chiếu sơ đồ lớp học.</w:t>
             </w:r>
           </w:p>
         </w:tc>
@@ -8133,33 +7665,7 @@
                 <w:i w:val="0"/>
                 <w:sz w:val="18"/>
               </w:rPr>
-              <w:t>NLS-KT (Cơ bản 1): GV chiếu mô phỏng Trái Đất quay quanh mình và quay quanh Mặt Trời, tua nhanh một ngày đêm rồi một năm</w:t>
-            </w:r>
-          </w:p>
-          <w:p>
-            <w:pPr>
-              <w:spacing w:after="0"/>
-            </w:pPr>
-            <w:r>
-              <w:rPr>
-                <w:b w:val="0"/>
-                <w:i w:val="0"/>
-                <w:sz w:val="18"/>
-              </w:rPr>
-              <w:t>NLS-GQVĐ (Cơ bản 1): GV mở ứng dụng la bàn trên điện thoại, cầm ra giữa lớp cho HS xem kim chỉ hướng bắc</w:t>
-            </w:r>
-          </w:p>
-          <w:p>
-            <w:pPr>
-              <w:spacing w:after="0"/>
-            </w:pPr>
-            <w:r>
-              <w:rPr>
-                <w:b w:val="0"/>
-                <w:i w:val="0"/>
-                <w:sz w:val="18"/>
-              </w:rPr>
-              <w:t>NLS-AT: La bàn trên điện thoại có thể chỉ sai khi ở gần vật kim loại hoặc khi máy</w:t>
+              <w:t>NLS-KT (Cơ bản 1): Ở hoạt động Khám phá bài “Trái Đất và các đới khí hậu”, GV chiếu quả địa cầu quay chậm trên màn hình.</w:t>
             </w:r>
           </w:p>
         </w:tc>
@@ -8390,33 +7896,7 @@
                 <w:i w:val="0"/>
                 <w:sz w:val="18"/>
               </w:rPr>
-              <w:t>NLS-KT (Cơ bản 1): GV chiếu mô phỏng Trái Đất quay quanh mình và quay quanh Mặt Trời, tua nhanh một ngày đêm rồi một năm</w:t>
-            </w:r>
-          </w:p>
-          <w:p>
-            <w:pPr>
-              <w:spacing w:after="0"/>
-            </w:pPr>
-            <w:r>
-              <w:rPr>
-                <w:b w:val="0"/>
-                <w:i w:val="0"/>
-                <w:sz w:val="18"/>
-              </w:rPr>
-              <w:t>NLS-GQVĐ (Cơ bản 1): GV mở ứng dụng la bàn trên điện thoại, cầm ra giữa lớp cho HS xem kim chỉ hướng bắc</w:t>
-            </w:r>
-          </w:p>
-          <w:p>
-            <w:pPr>
-              <w:spacing w:after="0"/>
-            </w:pPr>
-            <w:r>
-              <w:rPr>
-                <w:b w:val="0"/>
-                <w:i w:val="0"/>
-                <w:sz w:val="18"/>
-              </w:rPr>
-              <w:t>NLS-AT: La bàn trên điện thoại có thể chỉ sai khi ở gần vật kim loại hoặc khi máy</w:t>
+              <w:t>NLS-GT (Cơ bản 1): Ở hoạt động Luyện tập, GV mở bảng chung “Dạng địa hình – Đặc điểm – Nơi em từng thấy”.</w:t>
             </w:r>
           </w:p>
           <w:p>
@@ -8774,33 +8254,7 @@
                 <w:i w:val="0"/>
                 <w:sz w:val="18"/>
               </w:rPr>
-              <w:t>NLS-KT (Cơ bản 1): GV chiếu mô phỏng Trái Đất quay quanh mình và quay quanh Mặt Trời, tua nhanh một ngày đêm rồi một năm</w:t>
-            </w:r>
-          </w:p>
-          <w:p>
-            <w:pPr>
-              <w:spacing w:after="0"/>
-            </w:pPr>
-            <w:r>
-              <w:rPr>
-                <w:b w:val="0"/>
-                <w:i w:val="0"/>
-                <w:sz w:val="18"/>
-              </w:rPr>
-              <w:t>NLS-GQVĐ (Cơ bản 1): GV mở ứng dụng la bàn trên điện thoại, cầm ra giữa lớp cho HS xem kim chỉ hướng bắc</w:t>
-            </w:r>
-          </w:p>
-          <w:p>
-            <w:pPr>
-              <w:spacing w:after="0"/>
-            </w:pPr>
-            <w:r>
-              <w:rPr>
-                <w:b w:val="0"/>
-                <w:i w:val="0"/>
-                <w:sz w:val="18"/>
-              </w:rPr>
-              <w:t>NLS-AT: La bàn trên điện thoại có thể chỉ sai khi ở gần vật kim loại hoặc khi máy</w:t>
+              <w:t>NLS-KT (Cơ bản 1): Ở hoạt động Khám phá bài “Mặt Trời, Trái Đất, Mặt Trăng”, GV chiếu mô phỏng Trái Đất quay quanh Mặt Trời.</w:t>
             </w:r>
           </w:p>
           <w:p>

--- a/assets/docs/lop3/Tu nhien va Xa hoi - Lop 3.docx
+++ b/assets/docs/lop3/Tu nhien va Xa hoi - Lop 3.docx
@@ -566,7 +566,7 @@
                 <w:i w:val="0"/>
                 <w:sz w:val="20"/>
               </w:rPr>
-              <w:t>Chủ đề: GIA ĐÌNH (9 tiết)</w:t>
+              <w:t>Chủ đề 1: Gia đình</w:t>
             </w:r>
           </w:p>
         </w:tc>
@@ -624,7 +624,7 @@
                 <w:i w:val="0"/>
                 <w:sz w:val="18"/>
               </w:rPr>
-              <w:t>NLS-ST (Cơ bản 1): Trong “Bài 1. Họ hàng và những ngày kỉ niệm của gia đình” tiết 1.</w:t>
+              <w:t>Năng lực số 3.1 CB1a: HS đọc đúng tên, xưng hô đúng với các thành viên họ nội, họ ngoại để GV hoàn thành sơ đồ họ hàng trên màn hình</w:t>
             </w:r>
           </w:p>
           <w:p>
@@ -765,6 +765,7 @@
                 <w:i w:val="0"/>
                 <w:sz w:val="18"/>
               </w:rPr>
+              <w:t>Năng lực số 3.1 CB1a: HS đọc đúng tên, xưng hô đúng với các thành viên họ nội, họ ngoại để GV hoàn thành sơ đồ họ hàng trên màn hình</w:t>
             </w:r>
           </w:p>
         </w:tc>
@@ -823,7 +824,7 @@
                 <w:i w:val="0"/>
                 <w:sz w:val="20"/>
               </w:rPr>
-              <w:t>Chủ đề: GIA ĐÌNH (9 tiết)</w:t>
+              <w:t>Chủ đề 1: Gia đình</w:t>
             </w:r>
           </w:p>
         </w:tc>
@@ -881,6 +882,7 @@
                 <w:i w:val="0"/>
                 <w:sz w:val="18"/>
               </w:rPr>
+              <w:t>Năng lực số 3.1 CB1a: HS đọc đúng tên, xưng hô đúng với các thành viên họ nội, họ ngoại để GV hoàn thành sơ đồ họ hàng trên màn hình</w:t>
             </w:r>
           </w:p>
         </w:tc>
@@ -956,7 +958,7 @@
                 <w:i w:val="0"/>
                 <w:sz w:val="20"/>
               </w:rPr>
-              <w:t>Bài 2. Phòng tránh hỏa hoạn khi ở nhà (Tiết 1)</w:t>
+              <w:t>Bài 2. Phòng tránh hoả hoạn khi ở nhà (Tiết 1)</w:t>
             </w:r>
           </w:p>
         </w:tc>
@@ -995,7 +997,7 @@
                 <w:i w:val="0"/>
                 <w:sz w:val="18"/>
               </w:rPr>
-              <w:t>NLS-GQVĐ (Cơ bản 1): Trong “Bài 2. Phòng tránh hỏa hoạn khi ở nhà”, GV chiếu 4 tranh nguyên nhân cháy nhà phóng to.</w:t>
+              <w:t>Năng lực số 5.1 CB1a: HS quan sát video mô phỏng và nêu đúng thứ tự các việc phải làm khi có cháy trong nhà</w:t>
             </w:r>
           </w:p>
           <w:p>
@@ -1067,7 +1069,7 @@
                 <w:i w:val="0"/>
                 <w:sz w:val="20"/>
               </w:rPr>
-              <w:t>Chủ đề: GIA ĐÌNH (9 tiết)</w:t>
+              <w:t>Chủ đề 1: Gia đình</w:t>
             </w:r>
           </w:p>
         </w:tc>
@@ -1086,7 +1088,7 @@
                 <w:i w:val="0"/>
                 <w:sz w:val="20"/>
               </w:rPr>
-              <w:t>Bài 2. Phòng tránh hỏa hoạn khi ở nhà (Tiết 2)</w:t>
+              <w:t>Bài 2. Phòng tránh hoả hoạn khi ở nhà (Tiết 2)</w:t>
             </w:r>
           </w:p>
         </w:tc>
@@ -1125,6 +1127,7 @@
                 <w:i w:val="0"/>
                 <w:sz w:val="18"/>
               </w:rPr>
+              <w:t>Năng lực số 5.1 CB1a: HS quan sát video mô phỏng và nêu đúng thứ tự các việc phải làm khi có cháy trong nhà</w:t>
             </w:r>
           </w:p>
         </w:tc>
@@ -1337,7 +1340,7 @@
                 <w:i w:val="0"/>
                 <w:sz w:val="20"/>
               </w:rPr>
-              <w:t>Chủ đề: GIA ĐÌNH (9 tiết)</w:t>
+              <w:t>Chủ đề 1: Gia đình</w:t>
             </w:r>
           </w:p>
         </w:tc>
@@ -1470,7 +1473,7 @@
                 <w:i w:val="0"/>
                 <w:sz w:val="20"/>
               </w:rPr>
-              <w:t>Bài 4. Ôn tập chủ đề gia đình (Tiết 1)</w:t>
+              <w:t>Bài 4. Ôn tập chủ đề Gia đình (Tiết 1)</w:t>
             </w:r>
           </w:p>
         </w:tc>
@@ -1567,7 +1570,7 @@
                 <w:i w:val="0"/>
                 <w:sz w:val="20"/>
               </w:rPr>
-              <w:t>Chủ đề: GIA ĐÌNH (9 tiết)</w:t>
+              <w:t>Chủ đề 1: Gia đình</w:t>
             </w:r>
           </w:p>
         </w:tc>
@@ -1586,7 +1589,7 @@
                 <w:i w:val="0"/>
                 <w:sz w:val="20"/>
               </w:rPr>
-              <w:t>Bài 4. Ôn tập chủ đề gia đình (Tiết 2)</w:t>
+              <w:t>Bài 4. Ôn tập chủ đề Gia đình (Tiết 2)</w:t>
             </w:r>
           </w:p>
         </w:tc>
@@ -1682,7 +1685,7 @@
                 <w:i w:val="0"/>
                 <w:sz w:val="20"/>
               </w:rPr>
-              <w:t>Chủ đề: TRƯỜNG HỌC (9 tiết)</w:t>
+              <w:t>Chủ đề 2: Trường học</w:t>
             </w:r>
           </w:p>
         </w:tc>
@@ -1740,7 +1743,7 @@
                 <w:i w:val="0"/>
                 <w:sz w:val="18"/>
               </w:rPr>
-              <w:t>NLS-GT (Cơ bản 1): Gõ lên màn hình tên các hoạt động mà từng nhóm kể được.</w:t>
+              <w:t>Năng lực số 3.1 CB1a: HS nói được câu giới thiệu cho từng ảnh để GV đưa vào áp phích số về hoạt động cộng đồng và truyền thống trường</w:t>
             </w:r>
           </w:p>
           <w:p>
@@ -1812,7 +1815,7 @@
                 <w:i w:val="0"/>
                 <w:sz w:val="20"/>
               </w:rPr>
-              <w:t>Chủ đề: TRƯỜNG HỌC (9 tiết)</w:t>
+              <w:t>Chủ đề 2: Trường học</w:t>
             </w:r>
           </w:p>
         </w:tc>
@@ -1870,6 +1873,7 @@
                 <w:i w:val="0"/>
                 <w:sz w:val="18"/>
               </w:rPr>
+              <w:t>Năng lực số 3.1 CB1a: HS nói được câu giới thiệu cho từng ảnh để GV đưa vào áp phích số về hoạt động cộng đồng và truyền thống trường</w:t>
             </w:r>
           </w:p>
         </w:tc>
@@ -1984,7 +1988,7 @@
                 <w:i w:val="0"/>
                 <w:sz w:val="18"/>
               </w:rPr>
-              <w:t>NLS-ST (Cơ bản 1): Cùng HS làm một tấm áp phích số giới thiệu hoạt động cộng đồng.</w:t>
+              <w:t>Năng lực số 3.1 CB1a: HS nói được câu giới thiệu cho từng ảnh để GV đưa vào áp phích số về hoạt động cộng đồng và truyền thống trường</w:t>
             </w:r>
           </w:p>
           <w:p>
@@ -2056,7 +2060,7 @@
                 <w:i w:val="0"/>
                 <w:sz w:val="20"/>
               </w:rPr>
-              <w:t>Chủ đề: TRƯỜNG HỌC (9 tiết)</w:t>
+              <w:t>Chủ đề 2: Trường học</w:t>
             </w:r>
           </w:p>
         </w:tc>
@@ -2114,6 +2118,7 @@
                 <w:i w:val="0"/>
                 <w:sz w:val="18"/>
               </w:rPr>
+              <w:t>Năng lực số 3.1 CB1a: HS nói được câu giới thiệu cho từng ảnh để GV đưa vào áp phích số về hoạt động cộng đồng và truyền thống trường</w:t>
             </w:r>
           </w:p>
         </w:tc>
@@ -2228,20 +2233,7 @@
                 <w:i w:val="0"/>
                 <w:sz w:val="18"/>
               </w:rPr>
-              <w:t>GDMT: HS thực hiện giữ gìn trường, lớp sạch, đẹp và tham gia vào những hoạt động làm cho trường, lớp học xanh, sạch đẹp để góp phần BVMT sống xung quanh.</w:t>
-            </w:r>
-          </w:p>
-          <w:p>
-            <w:pPr>
-              <w:spacing w:after="0"/>
-            </w:pPr>
-            <w:r>
-              <w:rPr>
-                <w:b w:val="0"/>
-                <w:i w:val="0"/>
-                <w:sz w:val="18"/>
-              </w:rPr>
-              <w:t>NLS-GQVĐ (Cơ bản 1): Chiếu ảnh chụp chính các góc trong trường mình (cầu thang, sân sau, khu vệ sinh, hành lang tầng hai, khu để xe).</w:t>
+              <w:t>Năng lực số 5.2 CB1b: HS chỉ ra được trên ảnh những vị trí dễ xảy ra tai nạn trong trường và nói cách phòng tránh ở từng chỗ</w:t>
             </w:r>
           </w:p>
           <w:p>
@@ -2313,7 +2305,7 @@
                 <w:i w:val="0"/>
                 <w:sz w:val="20"/>
               </w:rPr>
-              <w:t>Chủ đề: TRƯỜNG HỌC (9 tiết)</w:t>
+              <w:t>Chủ đề 2: Trường học</w:t>
             </w:r>
           </w:p>
         </w:tc>
@@ -2371,6 +2363,7 @@
                 <w:i w:val="0"/>
                 <w:sz w:val="18"/>
               </w:rPr>
+              <w:t>Năng lực số 5.2 CB1b: HS chỉ ra được trên ảnh những vị trí dễ xảy ra tai nạn trong trường và nói cách phòng tránh ở từng chỗ</w:t>
             </w:r>
           </w:p>
         </w:tc>
@@ -2485,6 +2478,7 @@
                 <w:i w:val="0"/>
                 <w:sz w:val="18"/>
               </w:rPr>
+              <w:t>Năng lực số 5.2 CB1b: HS chỉ ra được trên ảnh những vị trí dễ xảy ra tai nạn trong trường và nói cách phòng tránh ở từng chỗ</w:t>
             </w:r>
           </w:p>
         </w:tc>
@@ -2543,7 +2537,7 @@
                 <w:i w:val="0"/>
                 <w:sz w:val="20"/>
               </w:rPr>
-              <w:t>Chủ đề: TRƯỜNG HỌC (9 tiết)</w:t>
+              <w:t>Chủ đề 2: Trường học</w:t>
             </w:r>
           </w:p>
         </w:tc>
@@ -2562,7 +2556,7 @@
                 <w:i w:val="0"/>
                 <w:sz w:val="20"/>
               </w:rPr>
-              <w:t>Bài 8. Ôn tập chủ đề trường học (Tiết 1)</w:t>
+              <w:t>Bài 8. Ôn tập chủ đề Trường học (Tiết 1)</w:t>
             </w:r>
           </w:p>
         </w:tc>
@@ -2676,7 +2670,7 @@
                 <w:i w:val="0"/>
                 <w:sz w:val="20"/>
               </w:rPr>
-              <w:t>Bài 8. Ôn tập chủ đề trường học (Tiết 2)</w:t>
+              <w:t>Bài 8. Ôn tập chủ đề Trường học (Tiết 2)</w:t>
             </w:r>
           </w:p>
         </w:tc>
@@ -2773,7 +2767,7 @@
                 <w:i w:val="0"/>
                 <w:sz w:val="20"/>
               </w:rPr>
-              <w:t>Chủ đề: CỘNG ĐỒNG ĐỊA PHƯƠNG (10 tiết)</w:t>
+              <w:t>Chủ đề 3: Cộng đồng địa phương</w:t>
             </w:r>
           </w:p>
         </w:tc>
@@ -2831,20 +2825,7 @@
                 <w:i w:val="0"/>
                 <w:sz w:val="18"/>
               </w:rPr>
-              <w:t>GDMT: HS thực hiện việc bảo vệ môi trường ở địa phương và tham gia các hoạt động BVMT.</w:t>
-            </w:r>
-          </w:p>
-          <w:p>
-            <w:pPr>
-              <w:spacing w:after="0"/>
-            </w:pPr>
-            <w:r>
-              <w:rPr>
-                <w:b w:val="0"/>
-                <w:i w:val="0"/>
-                <w:sz w:val="18"/>
-              </w:rPr>
-              <w:t>NLS-KT (Cơ bản 1): Ở bài “Hoạt động sản xuất nông nghiệp”, GV chiếu bộ ảnh và clip ngắn về trồng lúa, trồng rau, nuôi gà.</w:t>
+              <w:t>Năng lực số 1.3 CB1a: HS sắp xếp đúng thứ tự các ảnh công đoạn và thuật lại quy trình bằng lời của mình</w:t>
             </w:r>
           </w:p>
           <w:p>
@@ -2972,6 +2953,7 @@
                 <w:i w:val="0"/>
                 <w:sz w:val="18"/>
               </w:rPr>
+              <w:t>Năng lực số 1.3 CB1a: HS sắp xếp đúng thứ tự các ảnh công đoạn và thuật lại quy trình bằng lời của mình</w:t>
             </w:r>
           </w:p>
         </w:tc>
@@ -3030,7 +3012,7 @@
                 <w:i w:val="0"/>
                 <w:sz w:val="20"/>
               </w:rPr>
-              <w:t>Chủ đề: CỘNG ĐỒNG ĐỊA PHƯƠNG (10 tiết)</w:t>
+              <w:t>Chủ đề 3: Cộng đồng địa phương</w:t>
             </w:r>
           </w:p>
         </w:tc>
@@ -3088,6 +3070,7 @@
                 <w:i w:val="0"/>
                 <w:sz w:val="18"/>
               </w:rPr>
+              <w:t>Năng lực số 1.3 CB1a: HS sắp xếp đúng thứ tự các ảnh công đoạn và thuật lại quy trình bằng lời của mình</w:t>
             </w:r>
           </w:p>
         </w:tc>
@@ -3202,20 +3185,7 @@
                 <w:i w:val="0"/>
                 <w:sz w:val="18"/>
               </w:rPr>
-              <w:t>GDMT: HS thực hiện việc bảo vệ môi trường ở địa phương và tham gia các hoạt động BVMT.</w:t>
-            </w:r>
-          </w:p>
-          <w:p>
-            <w:pPr>
-              <w:spacing w:after="0"/>
-            </w:pPr>
-            <w:r>
-              <w:rPr>
-                <w:b w:val="0"/>
-                <w:i w:val="0"/>
-                <w:sz w:val="18"/>
-              </w:rPr>
-              <w:t>NLS-GQVĐ (Cơ bản 1): Cho HS sắp xếp lại thứ tự các bức ảnh chụp từng công đoạn (GV chiếu ảnh xáo trộn, HS lên kéo thả hoặc cầm thẻ ảnh xếp trên bảng).</w:t>
+              <w:t>Năng lực số 1.3 CB1a: HS sắp xếp đúng thứ tự các ảnh công đoạn và thuật lại quy trình bằng lời của mình</w:t>
             </w:r>
           </w:p>
         </w:tc>
@@ -3274,7 +3244,7 @@
                 <w:i w:val="0"/>
                 <w:sz w:val="20"/>
               </w:rPr>
-              <w:t>Chủ đề: CỘNG ĐỒNG ĐỊA PHƯƠNG (10 tiết)</w:t>
+              <w:t>Chủ đề 3: Cộng đồng địa phương</w:t>
             </w:r>
           </w:p>
         </w:tc>
@@ -3332,6 +3302,7 @@
                 <w:i w:val="0"/>
                 <w:sz w:val="18"/>
               </w:rPr>
+              <w:t>Năng lực số 1.3 CB1a: HS sắp xếp đúng thứ tự các ảnh công đoạn và thuật lại quy trình bằng lời của mình</w:t>
             </w:r>
           </w:p>
         </w:tc>
@@ -3427,7 +3398,7 @@
                 <w:i w:val="0"/>
                 <w:sz w:val="20"/>
               </w:rPr>
-              <w:t>Tiết 24 (1 tiết)</w:t>
+              <w:t>Tiết 24</w:t>
             </w:r>
           </w:p>
         </w:tc>
@@ -3446,6 +3417,7 @@
                 <w:i w:val="0"/>
                 <w:sz w:val="18"/>
               </w:rPr>
+              <w:t>Năng lực số 1.3 CB1a: HS sắp xếp đúng thứ tự các ảnh công đoạn và thuật lại quy trình bằng lời của mình</w:t>
             </w:r>
           </w:p>
         </w:tc>
@@ -3504,7 +3476,7 @@
                 <w:i w:val="0"/>
                 <w:sz w:val="20"/>
               </w:rPr>
-              <w:t>Chủ đề: CỘNG ĐỒNG ĐỊA PHƯƠNG (10 tiết)</w:t>
+              <w:t>Chủ đề 3: Cộng đồng địa phương</w:t>
             </w:r>
           </w:p>
         </w:tc>
@@ -3523,7 +3495,7 @@
                 <w:i w:val="0"/>
                 <w:sz w:val="20"/>
               </w:rPr>
-              <w:t>Bài 11. Di tích lịch sử văn hoá và cảnh quan thiên nhiên (Tiết 1)</w:t>
+              <w:t>Bài 11. Di tích lịch sử – văn hoá và cảnh quan thiên nhiên (Tiết 1)</w:t>
             </w:r>
           </w:p>
         </w:tc>
@@ -3562,7 +3534,7 @@
                 <w:i w:val="0"/>
                 <w:sz w:val="18"/>
               </w:rPr>
-              <w:t>STEM: Di tích lịch sử - văn hóa và cảnh quan thiên nhiên. ( Tiết 25, 26)</w:t>
+              <w:t>Năng lực số 1.1 CB1b: HS quan sát di tích qua bản đồ số và ảnh 360 độ, gọi tên được các chi tiết và nêu được di tích ấy ở đâu</w:t>
             </w:r>
           </w:p>
           <w:p>
@@ -3575,33 +3547,7 @@
                 <w:i w:val="0"/>
                 <w:sz w:val="18"/>
               </w:rPr>
-              <w:t>GDMT: HS thực hiện việc bảo vệ các di tích lịch sử cũng như cảnh quan thiên nhiên</w:t>
-            </w:r>
-          </w:p>
-          <w:p>
-            <w:pPr>
-              <w:spacing w:after="0"/>
-            </w:pPr>
-            <w:r>
-              <w:rPr>
-                <w:b w:val="0"/>
-                <w:i w:val="0"/>
-                <w:sz w:val="18"/>
-              </w:rPr>
-              <w:t>GDĐP: Giữ gìn và tôn tạo các di tích lịch sử ở quê hương.</w:t>
-            </w:r>
-          </w:p>
-          <w:p>
-            <w:pPr>
-              <w:spacing w:after="0"/>
-            </w:pPr>
-            <w:r>
-              <w:rPr>
-                <w:b w:val="0"/>
-                <w:i w:val="0"/>
-                <w:sz w:val="18"/>
-              </w:rPr>
-              <w:t>NLS-KT (Cơ bản 1): Mở bản đồ số, dùng chế độ xem đường phố.</w:t>
+              <w:t>STEM: Di tích lịch sử – văn hoá (TNXH – Mĩ thuật) — dạy thay cho tiết này.</w:t>
             </w:r>
           </w:p>
           <w:p>
@@ -3690,7 +3636,7 @@
                 <w:i w:val="0"/>
                 <w:sz w:val="20"/>
               </w:rPr>
-              <w:t>Bài 11. Di tích lịch sử văn hoá và cảnh quan thiên nhiên (Tiết 2)</w:t>
+              <w:t>Bài 11. Di tích lịch sử – văn hoá và cảnh quan thiên nhiên (Tiết 2)</w:t>
             </w:r>
           </w:p>
         </w:tc>
@@ -3729,6 +3675,7 @@
                 <w:i w:val="0"/>
                 <w:sz w:val="18"/>
               </w:rPr>
+              <w:t>Năng lực số 1.1 CB1b: HS quan sát di tích qua bản đồ số và ảnh 360 độ, gọi tên được các chi tiết và nêu được di tích ấy ở đâu</w:t>
             </w:r>
           </w:p>
         </w:tc>
@@ -3787,7 +3734,7 @@
                 <w:i w:val="0"/>
                 <w:sz w:val="20"/>
               </w:rPr>
-              <w:t>Chủ đề: CỘNG ĐỒNG ĐỊA PHƯƠNG (10 tiết)</w:t>
+              <w:t>Chủ đề 3: Cộng đồng địa phương</w:t>
             </w:r>
           </w:p>
         </w:tc>
@@ -3806,7 +3753,7 @@
                 <w:i w:val="0"/>
                 <w:sz w:val="20"/>
               </w:rPr>
-              <w:t>Bài 12. Ôn tập chủ đề cộng đồng, địa phương (Tiết 1)</w:t>
+              <w:t>Bài 12. Ôn tập chủ đề Cộng đồng địa phương (Tiết 1)</w:t>
             </w:r>
           </w:p>
         </w:tc>
@@ -3920,7 +3867,7 @@
                 <w:i w:val="0"/>
                 <w:sz w:val="20"/>
               </w:rPr>
-              <w:t>Bài 12. Ôn tập chủ đề cộng đồng, địa phương (Tiết 2)</w:t>
+              <w:t>Bài 12. Ôn tập chủ đề Cộng đồng địa phương (Tiết 2)</w:t>
             </w:r>
           </w:p>
         </w:tc>
@@ -4017,7 +3964,7 @@
                 <w:i w:val="0"/>
                 <w:sz w:val="20"/>
               </w:rPr>
-              <w:t>Chủ đề: THỰC VẬT VÀ ĐỘNG VẬT (12 tiết)</w:t>
+              <w:t>Chủ đề 4: Thực vật và động vật</w:t>
             </w:r>
           </w:p>
         </w:tc>
@@ -4075,7 +4022,7 @@
                 <w:i w:val="0"/>
                 <w:sz w:val="18"/>
               </w:rPr>
-              <w:t>NLS-ST (Cơ bản 1): Ở hoạt động phân loại, GV chiếu bảng hai cột “Rễ cọc – Rễ chùm” còn trống.</w:t>
+              <w:t>Năng lực số 1.1 CB1b: HS xem video tua nhanh và ảnh phóng to, gọi đúng tên các bộ phận của cây, của con vật và nêu được chức năng từng bộ phận</w:t>
             </w:r>
           </w:p>
           <w:p>
@@ -4203,6 +4150,7 @@
                 <w:i w:val="0"/>
                 <w:sz w:val="18"/>
               </w:rPr>
+              <w:t>Năng lực số 1.1 CB1b: HS xem video tua nhanh và ảnh phóng to, gọi đúng tên các bộ phận của cây, của con vật và nêu được chức năng từng bộ phận</w:t>
             </w:r>
           </w:p>
         </w:tc>
@@ -4261,7 +4209,7 @@
                 <w:i w:val="0"/>
                 <w:sz w:val="20"/>
               </w:rPr>
-              <w:t>Chủ đề: THỰC VẬT VÀ ĐỘNG VẬT (12 tiết)</w:t>
+              <w:t>Chủ đề 4: Thực vật và động vật</w:t>
             </w:r>
           </w:p>
         </w:tc>
@@ -4319,6 +4267,7 @@
                 <w:i w:val="0"/>
                 <w:sz w:val="18"/>
               </w:rPr>
+              <w:t>Năng lực số 1.1 CB1b: HS xem video tua nhanh và ảnh phóng to, gọi đúng tên các bộ phận của cây, của con vật và nêu được chức năng từng bộ phận</w:t>
             </w:r>
           </w:p>
         </w:tc>
@@ -4433,7 +4382,7 @@
                 <w:i w:val="0"/>
                 <w:sz w:val="18"/>
               </w:rPr>
-              <w:t>NLS-KT (Cơ bản 1): Ở hoạt động Khám phá bài “Chức năng một số bộ phận của thực vật”.</w:t>
+              <w:t>Năng lực số 1.1 CB1b: HS xem video tua nhanh và ảnh phóng to, gọi đúng tên các bộ phận của cây, của con vật và nêu được chức năng từng bộ phận</w:t>
             </w:r>
           </w:p>
         </w:tc>
@@ -4492,7 +4441,7 @@
                 <w:i w:val="0"/>
                 <w:sz w:val="20"/>
               </w:rPr>
-              <w:t>Chủ đề: THỰC VẬT VÀ ĐỘNG VẬT (12 tiết)</w:t>
+              <w:t>Chủ đề 4: Thực vật và động vật</w:t>
             </w:r>
           </w:p>
         </w:tc>
@@ -4550,6 +4499,7 @@
                 <w:i w:val="0"/>
                 <w:sz w:val="18"/>
               </w:rPr>
+              <w:t>Năng lực số 1.1 CB1b: HS xem video tua nhanh và ảnh phóng to, gọi đúng tên các bộ phận của cây, của con vật và nêu được chức năng từng bộ phận</w:t>
             </w:r>
           </w:p>
         </w:tc>
@@ -4625,7 +4575,7 @@
                 <w:i w:val="0"/>
                 <w:sz w:val="20"/>
               </w:rPr>
-              <w:t>Ôn tập, đánh giá cuối học kì I (Tiết 1)</w:t>
+              <w:t>Bài 15. Một số bộ phận của động vật và chức năng của chúng (Tiết 1)</w:t>
             </w:r>
           </w:p>
         </w:tc>
@@ -4645,7 +4595,7 @@
                 <w:i w:val="0"/>
                 <w:sz w:val="20"/>
               </w:rPr>
-              <w:t>Tiết 34 (1 tiết)</w:t>
+              <w:t>Tiết 34 (3 tiết)</w:t>
             </w:r>
           </w:p>
         </w:tc>
@@ -4664,6 +4614,7 @@
                 <w:i w:val="0"/>
                 <w:sz w:val="18"/>
               </w:rPr>
+              <w:t>Năng lực số 1.1 CB1b: HS xem video tua nhanh và ảnh phóng to, gọi đúng tên các bộ phận của cây, của con vật và nêu được chức năng từng bộ phận</w:t>
             </w:r>
           </w:p>
         </w:tc>
@@ -4722,7 +4673,7 @@
                 <w:i w:val="0"/>
                 <w:sz w:val="20"/>
               </w:rPr>
-              <w:t>Chủ đề: THỰC VẬT VÀ ĐỘNG VẬT (12 tiết)</w:t>
+              <w:t>Chủ đề 4: Thực vật và động vật</w:t>
             </w:r>
           </w:p>
         </w:tc>
@@ -4741,7 +4692,7 @@
                 <w:i w:val="0"/>
                 <w:sz w:val="20"/>
               </w:rPr>
-              <w:t>Ôn tập, đánh giá cuối học kì I (Tiết 2)</w:t>
+              <w:t>Bài 15. Một số bộ phận của động vật và chức năng của chúng (Tiết 2)</w:t>
             </w:r>
           </w:p>
         </w:tc>
@@ -4761,7 +4712,7 @@
                 <w:i w:val="0"/>
                 <w:sz w:val="20"/>
               </w:rPr>
-              <w:t>Tiết 35 (1 tiết)</w:t>
+              <w:t>Tiết 35</w:t>
             </w:r>
           </w:p>
         </w:tc>
@@ -4780,6 +4731,7 @@
                 <w:i w:val="0"/>
                 <w:sz w:val="18"/>
               </w:rPr>
+              <w:t>Năng lực số 1.1 CB1b: HS xem video tua nhanh và ảnh phóng to, gọi đúng tên các bộ phận của cây, của con vật và nêu được chức năng từng bộ phận</w:t>
             </w:r>
           </w:p>
         </w:tc>
@@ -4855,7 +4807,7 @@
                 <w:i w:val="0"/>
                 <w:sz w:val="20"/>
               </w:rPr>
-              <w:t>Bài 15. Một số bộ phận của động vật và chức năng của chúng (Tiết 1)</w:t>
+              <w:t>Bài 15. Một số bộ phận của động vật và chức năng của chúng (Tiết 3)</w:t>
             </w:r>
           </w:p>
         </w:tc>
@@ -4875,7 +4827,7 @@
                 <w:i w:val="0"/>
                 <w:sz w:val="20"/>
               </w:rPr>
-              <w:t>Tiết 36 (1 tiết)</w:t>
+              <w:t>Tiết 36</w:t>
             </w:r>
           </w:p>
         </w:tc>
@@ -4894,7 +4846,7 @@
                 <w:i w:val="0"/>
                 <w:sz w:val="18"/>
               </w:rPr>
-              <w:t>NLS-GT (Cơ bản 1): Ở hoạt động nhóm 4, GV chiếu bảng chung “Tên con vật – Lớp bao phủ – Cơ quan di chuyển”.</w:t>
+              <w:t>Năng lực số 1.1 CB1b: HS xem video tua nhanh và ảnh phóng to, gọi đúng tên các bộ phận của cây, của con vật và nêu được chức năng từng bộ phận</w:t>
             </w:r>
           </w:p>
         </w:tc>
@@ -4977,7 +4929,7 @@
                 <w:i w:val="0"/>
                 <w:sz w:val="20"/>
               </w:rPr>
-              <w:t>Chủ đề: THỰC VẬT VÀ ĐỘNG VẬT (12 tiết)</w:t>
+              <w:t>Chủ đề 4: Thực vật và động vật</w:t>
             </w:r>
           </w:p>
         </w:tc>
@@ -4996,7 +4948,7 @@
                 <w:i w:val="0"/>
                 <w:sz w:val="20"/>
               </w:rPr>
-              <w:t>Bài 15. Một số bộ phận của động vật và chức năng của chúng (Tiết 2)</w:t>
+              <w:t>Bài 16. Sử dụng hợp lí thực vật và động vật (Tiết 1)</w:t>
             </w:r>
           </w:p>
         </w:tc>
@@ -5035,6 +4987,7 @@
                 <w:i w:val="0"/>
                 <w:sz w:val="18"/>
               </w:rPr>
+              <w:t>Năng lực số 1.1 CB1b: HS xem video tua nhanh và ảnh phóng to, gọi đúng tên các bộ phận của cây, của con vật và nêu được chức năng từng bộ phận</w:t>
             </w:r>
           </w:p>
         </w:tc>
@@ -5110,7 +5063,7 @@
                 <w:i w:val="0"/>
                 <w:sz w:val="20"/>
               </w:rPr>
-              <w:t>Bài 15. Một số bộ phận của động vật và chức năng của chúng (Tiết 3)</w:t>
+              <w:t>Bài 16. Sử dụng hợp lí thực vật và động vật (Tiết 2)</w:t>
             </w:r>
           </w:p>
         </w:tc>
@@ -5149,6 +5102,7 @@
                 <w:i w:val="0"/>
                 <w:sz w:val="18"/>
               </w:rPr>
+              <w:t>Năng lực số 1.1 CB1b: HS xem video tua nhanh và ảnh phóng to, gọi đúng tên các bộ phận của cây, của con vật và nêu được chức năng từng bộ phận</w:t>
             </w:r>
           </w:p>
         </w:tc>
@@ -5207,7 +5161,7 @@
                 <w:i w:val="0"/>
                 <w:sz w:val="20"/>
               </w:rPr>
-              <w:t>Chủ đề: THỰC VẬT VÀ ĐỘNG VẬT (12 tiết)</w:t>
+              <w:t>Chủ đề 4: Thực vật và động vật</w:t>
             </w:r>
           </w:p>
         </w:tc>
@@ -5226,7 +5180,7 @@
                 <w:i w:val="0"/>
                 <w:sz w:val="20"/>
               </w:rPr>
-              <w:t>Bài 16. Sử dụng hợp lí thực vật và động vật (Tiết 1)</w:t>
+              <w:t>Bài 17. Ôn tập chủ đề Thực vật và động vật (Tiết 1)</w:t>
             </w:r>
           </w:p>
         </w:tc>
@@ -5265,7 +5219,6 @@
                 <w:i w:val="0"/>
                 <w:sz w:val="18"/>
               </w:rPr>
-              <w:t>NLS-KT (Cơ bản 1): Chiếu video tua nhanh hạt đậu nảy mầm, rễ đâm xuống, thân vươn lên, lá xoè ra trong 30 giây.</w:t>
             </w:r>
           </w:p>
         </w:tc>
@@ -5341,7 +5294,7 @@
                 <w:i w:val="0"/>
                 <w:sz w:val="20"/>
               </w:rPr>
-              <w:t>Bài 16. Sử dụng hợp lí thực vật và động vật (Tiết 2)</w:t>
+              <w:t>Bài 17. Ôn tập chủ đề Thực vật và động vật (Tiết 2)</w:t>
             </w:r>
           </w:p>
         </w:tc>
@@ -5438,7 +5391,7 @@
                 <w:i w:val="0"/>
                 <w:sz w:val="20"/>
               </w:rPr>
-              <w:t>Chủ đề: THỰC VẬT VÀ ĐỘNG VẬT (12 tiết)</w:t>
+              <w:t>Chủ đề 5: Con người và sức khoẻ</w:t>
             </w:r>
           </w:p>
         </w:tc>
@@ -5457,7 +5410,7 @@
                 <w:i w:val="0"/>
                 <w:sz w:val="20"/>
               </w:rPr>
-              <w:t>Bài 17. Ôn tập chủ đề Thực vật và động vật (Tiết 1)</w:t>
+              <w:t>Bài 18. Cơ quan tiêu hoá (Tiết 1)</w:t>
             </w:r>
           </w:p>
         </w:tc>
@@ -5496,6 +5449,33 @@
                 <w:i w:val="0"/>
                 <w:sz w:val="18"/>
               </w:rPr>
+              <w:t>Năng lực số 5.1 CB1a: HS quan sát mô hình 3 chiều và hoạt hình mô phỏng, chỉ đúng vị trí và gọi tên các cơ quan, kể lại đường đi của thức ăn hoặc của máu</w:t>
+            </w:r>
+          </w:p>
+          <w:p>
+            <w:pPr>
+              <w:spacing w:after="0"/>
+            </w:pPr>
+            <w:r>
+              <w:rPr>
+                <w:b w:val="0"/>
+                <w:i w:val="0"/>
+                <w:sz w:val="18"/>
+              </w:rPr>
+              <w:t>STEM: Cơ quan tiêu hoá (TNXH – Mĩ thuật) — dạy thay cho tiết này.</w:t>
+            </w:r>
+          </w:p>
+          <w:p>
+            <w:pPr>
+              <w:spacing w:after="0"/>
+            </w:pPr>
+            <w:r>
+              <w:rPr>
+                <w:b w:val="0"/>
+                <w:i w:val="0"/>
+                <w:sz w:val="18"/>
+              </w:rPr>
+              <w:t>QPAN: Giới thiệu truyền thống chống giặc ngoại xâm, gương dũng cảm của thiếu niên, nhi đồng và Bà mẹ Việt Nam anh hùng; kể việc làm của các chú bộ đội, công an giúp dân ở địa phương.</w:t>
             </w:r>
           </w:p>
         </w:tc>
@@ -5571,7 +5551,7 @@
                 <w:i w:val="0"/>
                 <w:sz w:val="20"/>
               </w:rPr>
-              <w:t>Bài 17. Ôn tập chủ đề Thực vật và động vật (Tiết 2)</w:t>
+              <w:t>Bài 18. Cơ quan tiêu hoá (Tiết 2)</w:t>
             </w:r>
           </w:p>
         </w:tc>
@@ -5610,6 +5590,7 @@
                 <w:i w:val="0"/>
                 <w:sz w:val="18"/>
               </w:rPr>
+              <w:t>Năng lực số 5.1 CB1a: HS quan sát mô hình 3 chiều và hoạt hình mô phỏng, chỉ đúng vị trí và gọi tên các cơ quan, kể lại đường đi của thức ăn hoặc của máu</w:t>
             </w:r>
           </w:p>
         </w:tc>
@@ -5668,7 +5649,7 @@
                 <w:i w:val="0"/>
                 <w:sz w:val="20"/>
               </w:rPr>
-              <w:t>Chủ đề: CON NGƯỜI VÀ SỨC KHOẺ (14 tiết)</w:t>
+              <w:t>Chủ đề 5: Con người và sức khoẻ</w:t>
             </w:r>
           </w:p>
         </w:tc>
@@ -5687,7 +5668,7 @@
                 <w:i w:val="0"/>
                 <w:sz w:val="20"/>
               </w:rPr>
-              <w:t>Bài 18. Cơ quan tiêu hóa (Tiết 1)</w:t>
+              <w:t>Bài 19. Chăm sóc và bảo vệ cơ quan tiêu hoá (Tiết 1)</w:t>
             </w:r>
           </w:p>
         </w:tc>
@@ -5726,20 +5707,7 @@
                 <w:i w:val="0"/>
                 <w:sz w:val="18"/>
               </w:rPr>
-              <w:t>NLS-GQVĐ (Cơ bản 1): Ở hoạt động Luyện tập, GV mở bài tập tương tác: máy hiện sơ đồ trống, HS kéo tên các bộ phận.</w:t>
-            </w:r>
-          </w:p>
-          <w:p>
-            <w:pPr>
-              <w:spacing w:after="0"/>
-            </w:pPr>
-            <w:r>
-              <w:rPr>
-                <w:b w:val="0"/>
-                <w:i w:val="0"/>
-                <w:sz w:val="18"/>
-              </w:rPr>
-              <w:t>STEM: Cơ quan tiêu hoá (TNXH – Mĩ thuật) — dạy thay cho tiết này.</w:t>
+              <w:t>NLS-KT (Cơ bản 1): Ở hoạt động Khám phá bài “Chăm sóc và bảo vệ cơ quan tiêu hoá”, GV chiếu bộ ảnh thức ăn.</w:t>
             </w:r>
           </w:p>
           <w:p>
@@ -5828,7 +5796,7 @@
                 <w:i w:val="0"/>
                 <w:sz w:val="20"/>
               </w:rPr>
-              <w:t>Bài 18. Cơ quan tiêu hóa (Tiết 2)</w:t>
+              <w:t>Bài 19. Chăm sóc và bảo vệ cơ quan tiêu hoá (Tiết 2)</w:t>
             </w:r>
           </w:p>
         </w:tc>
@@ -5925,7 +5893,7 @@
                 <w:i w:val="0"/>
                 <w:sz w:val="20"/>
               </w:rPr>
-              <w:t>Chủ đề: CON NGƯỜI VÀ SỨC KHOẺ (14 tiết)</w:t>
+              <w:t>Chủ đề 5: Con người và sức khoẻ</w:t>
             </w:r>
           </w:p>
         </w:tc>
@@ -5944,7 +5912,7 @@
                 <w:i w:val="0"/>
                 <w:sz w:val="20"/>
               </w:rPr>
-              <w:t>Bài 19. Chăm sóc và bảo vệ cơ quan tiêu hóa (Tiết 1)</w:t>
+              <w:t>Bài 20. Cơ quan tuần hoàn (Tiết 1)</w:t>
             </w:r>
           </w:p>
         </w:tc>
@@ -5983,7 +5951,7 @@
                 <w:i w:val="0"/>
                 <w:sz w:val="18"/>
               </w:rPr>
-              <w:t>NLS-KT (Cơ bản 1): Ở hoạt động Khám phá bài “Chăm sóc và bảo vệ cơ quan tiêu hoá”, GV chiếu bộ ảnh thức ăn.</w:t>
+              <w:t>Năng lực số 5.1 CB1a: HS quan sát mô hình 3 chiều và hoạt hình mô phỏng, chỉ đúng vị trí và gọi tên các cơ quan, kể lại đường đi của thức ăn hoặc của máu</w:t>
             </w:r>
           </w:p>
           <w:p>
@@ -6072,7 +6040,7 @@
                 <w:i w:val="0"/>
                 <w:sz w:val="20"/>
               </w:rPr>
-              <w:t>Bài 19. Chăm sóc và bảo vệ cơ quan tiêu hóa (Tiết 2)</w:t>
+              <w:t>Bài 20. Cơ quan tuần hoàn (Tiết 2)</w:t>
             </w:r>
           </w:p>
         </w:tc>
@@ -6111,6 +6079,7 @@
                 <w:i w:val="0"/>
                 <w:sz w:val="18"/>
               </w:rPr>
+              <w:t>Năng lực số 5.1 CB1a: HS quan sát mô hình 3 chiều và hoạt hình mô phỏng, chỉ đúng vị trí và gọi tên các cơ quan, kể lại đường đi của thức ăn hoặc của máu</w:t>
             </w:r>
           </w:p>
         </w:tc>
@@ -6169,7 +6138,7 @@
                 <w:i w:val="0"/>
                 <w:sz w:val="20"/>
               </w:rPr>
-              <w:t>Chủ đề: CON NGƯỜI VÀ SỨC KHOẺ (14 tiết)</w:t>
+              <w:t>Chủ đề 5: Con người và sức khoẻ</w:t>
             </w:r>
           </w:p>
         </w:tc>
@@ -6188,7 +6157,7 @@
                 <w:i w:val="0"/>
                 <w:sz w:val="20"/>
               </w:rPr>
-              <w:t>Bài 20. Cơ quan tuần hoàn (Tiết 1)</w:t>
+              <w:t>Bài 21. Chăm sóc và bảo vệ cơ quan tuần hoàn (Tiết 1)</w:t>
             </w:r>
           </w:p>
         </w:tc>
@@ -6227,7 +6196,7 @@
                 <w:i w:val="0"/>
                 <w:sz w:val="18"/>
               </w:rPr>
-              <w:t>NLS-GQVĐ (Cơ bản 1): Ở hoạt động Luyện tập, HS đặt tay lên ngực đếm nhịp tim của mình trong một phút, GV ghi kết quả.</w:t>
+              <w:t>NLS-KT (Cơ bản 1): Ở hoạt động Khám phá bài “Chăm sóc và bảo vệ cơ quan tuần hoàn”, GV chiếu ảnh so sánh lối sống.</w:t>
             </w:r>
           </w:p>
           <w:p>
@@ -6316,7 +6285,7 @@
                 <w:i w:val="0"/>
                 <w:sz w:val="20"/>
               </w:rPr>
-              <w:t>Bài 20. Cơ quan tuần hoàn (Tiết 2)</w:t>
+              <w:t>Bài 21. Chăm sóc và bảo vệ cơ quan tuần hoàn (Tiết 2)</w:t>
             </w:r>
           </w:p>
         </w:tc>
@@ -6413,7 +6382,7 @@
                 <w:i w:val="0"/>
                 <w:sz w:val="20"/>
               </w:rPr>
-              <w:t>Chủ đề: CON NGƯỜI VÀ SỨC KHOẺ (14 tiết)</w:t>
+              <w:t>Chủ đề 5: Con người và sức khoẻ</w:t>
             </w:r>
           </w:p>
         </w:tc>
@@ -6432,7 +6401,7 @@
                 <w:i w:val="0"/>
                 <w:sz w:val="20"/>
               </w:rPr>
-              <w:t>Bài 21. Chăm sóc và bảo vệ cơ quan tuần hoàn (Tiết 1)</w:t>
+              <w:t>Bài 22. Cơ quan thần kinh (Tiết 1)</w:t>
             </w:r>
           </w:p>
         </w:tc>
@@ -6471,7 +6440,7 @@
                 <w:i w:val="0"/>
                 <w:sz w:val="18"/>
               </w:rPr>
-              <w:t>NLS-KT (Cơ bản 1): Ở hoạt động Khám phá bài “Chăm sóc và bảo vệ cơ quan tuần hoàn”, GV chiếu ảnh so sánh lối sống.</w:t>
+              <w:t>Năng lực số 5.1 CB1a: HS quan sát mô hình 3 chiều và hoạt hình mô phỏng, chỉ đúng vị trí và gọi tên các cơ quan, kể lại đường đi của thức ăn hoặc của máu</w:t>
             </w:r>
           </w:p>
           <w:p>
@@ -6560,7 +6529,7 @@
                 <w:i w:val="0"/>
                 <w:sz w:val="20"/>
               </w:rPr>
-              <w:t>Bài 21. Chăm sóc và bảo vệ cơ quan tuần hoàn (Tiết 2)</w:t>
+              <w:t>Bài 22. Cơ quan thần kinh (Tiết 2)</w:t>
             </w:r>
           </w:p>
         </w:tc>
@@ -6599,6 +6568,7 @@
                 <w:i w:val="0"/>
                 <w:sz w:val="18"/>
               </w:rPr>
+              <w:t>Năng lực số 5.1 CB1a: HS quan sát mô hình 3 chiều và hoạt hình mô phỏng, chỉ đúng vị trí và gọi tên các cơ quan, kể lại đường đi của thức ăn hoặc của máu</w:t>
             </w:r>
           </w:p>
         </w:tc>
@@ -6657,7 +6627,7 @@
                 <w:i w:val="0"/>
                 <w:sz w:val="20"/>
               </w:rPr>
-              <w:t>Chủ đề: CON NGƯỜI VÀ SỨC KHOẺ (14 tiết)</w:t>
+              <w:t>Chủ đề 5: Con người và sức khoẻ</w:t>
             </w:r>
           </w:p>
         </w:tc>
@@ -6676,7 +6646,7 @@
                 <w:i w:val="0"/>
                 <w:sz w:val="20"/>
               </w:rPr>
-              <w:t>Bài 22. Cơ quan thần kinh (Tiết 1)</w:t>
+              <w:t>Bài 23. Chăm sóc và bảo vệ cơ quan thần kinh (Tiết 1)</w:t>
             </w:r>
           </w:p>
         </w:tc>
@@ -6715,7 +6685,7 @@
                 <w:i w:val="0"/>
                 <w:sz w:val="18"/>
               </w:rPr>
-              <w:t>NLS-GQVĐ (Cơ bản 1): Cho HS vừa nghe hoạt hình mô phỏng vừa đặt tay lên ngực đếm nhịp tim của chính mình trong 15 giây.</w:t>
+              <w:t>Năng lực số 4.1 CB1a: HS tự tính được thời gian mình xem màn hình và thời gian ngủ, so với khuyến cáo và nói ra điều mình cần thay đổi</w:t>
             </w:r>
           </w:p>
           <w:p>
@@ -6804,7 +6774,7 @@
                 <w:i w:val="0"/>
                 <w:sz w:val="20"/>
               </w:rPr>
-              <w:t>Bài 22. Cơ quan thần kinh (Tiết 2)</w:t>
+              <w:t>Bài 23. Chăm sóc và bảo vệ cơ quan thần kinh (Tiết 2)</w:t>
             </w:r>
           </w:p>
         </w:tc>
@@ -6843,6 +6813,7 @@
                 <w:i w:val="0"/>
                 <w:sz w:val="18"/>
               </w:rPr>
+              <w:t>Năng lực số 4.1 CB1a: HS tự tính được thời gian mình xem màn hình và thời gian ngủ, so với khuyến cáo và nói ra điều mình cần thay đổi</w:t>
             </w:r>
           </w:p>
         </w:tc>
@@ -6901,7 +6872,7 @@
                 <w:i w:val="0"/>
                 <w:sz w:val="20"/>
               </w:rPr>
-              <w:t>Chủ đề: CON NGƯỜI VÀ SỨC KHOẺ (14 tiết)</w:t>
+              <w:t>Chủ đề 5: Con người và sức khoẻ</w:t>
             </w:r>
           </w:p>
         </w:tc>
@@ -6920,7 +6891,7 @@
                 <w:i w:val="0"/>
                 <w:sz w:val="20"/>
               </w:rPr>
-              <w:t>Bài 23. Chăm sóc và bảo vệ cơ quan thần kinh (Tiết 1)</w:t>
+              <w:t>Bài 24. Thu thập thông tin về các chất và hoạt động có hại cho sức khoẻ</w:t>
             </w:r>
           </w:p>
         </w:tc>
@@ -6940,7 +6911,7 @@
                 <w:i w:val="0"/>
                 <w:sz w:val="20"/>
               </w:rPr>
-              <w:t>Tiết 53 (2 tiết)</w:t>
+              <w:t>Tiết 53 (1 tiết)</w:t>
             </w:r>
           </w:p>
         </w:tc>
@@ -6959,20 +6930,7 @@
                 <w:i w:val="0"/>
                 <w:sz w:val="18"/>
               </w:rPr>
-              <w:t>NLS-AT (Cơ bản 1): Nối bài học với thói quen dùng thiết bị của chính.</w:t>
-            </w:r>
-          </w:p>
-          <w:p>
-            <w:pPr>
-              <w:spacing w:after="0"/>
-            </w:pPr>
-            <w:r>
-              <w:rPr>
-                <w:b w:val="0"/>
-                <w:i w:val="0"/>
-                <w:sz w:val="18"/>
-              </w:rPr>
-              <w:t>QPAN: Giới thiệu truyền thống chống giặc ngoại xâm, gương dũng cảm của thiếu niên, nhi đồng và Bà mẹ Việt Nam anh hùng; kể việc làm của các chú bộ đội, công an giúp dân ở địa phương.</w:t>
+              <w:t>Năng lực số 1.2 CB1a: HS phân biệt được tin đồn với thông tin từ cơ quan y tế và nêu được dấu hiệu của thông tin đáng tin</w:t>
             </w:r>
           </w:p>
         </w:tc>
@@ -7048,7 +7006,7 @@
                 <w:i w:val="0"/>
                 <w:sz w:val="20"/>
               </w:rPr>
-              <w:t>Bài 23. Chăm sóc và bảo vệ cơ quan thần kinh (Tiết 2)</w:t>
+              <w:t>Bài 25. Ôn tập chủ đề Con người và sức khoẻ</w:t>
             </w:r>
           </w:p>
         </w:tc>
@@ -7068,7 +7026,7 @@
                 <w:i w:val="0"/>
                 <w:sz w:val="20"/>
               </w:rPr>
-              <w:t>Tiết 54</w:t>
+              <w:t>Tiết 54 (1 tiết)</w:t>
             </w:r>
           </w:p>
         </w:tc>
@@ -7145,7 +7103,7 @@
                 <w:i w:val="0"/>
                 <w:sz w:val="20"/>
               </w:rPr>
-              <w:t>Chủ đề: CON NGƯỜI VÀ SỨC KHOẺ (14 tiết)</w:t>
+              <w:t>Chủ đề 6: Trái Đất và bầu trời</w:t>
             </w:r>
           </w:p>
         </w:tc>
@@ -7164,7 +7122,7 @@
                 <w:i w:val="0"/>
                 <w:sz w:val="20"/>
               </w:rPr>
-              <w:t>Bài 24. Thu thập thông tin về các chất và hoạt động có hại cho sức khoẻ</w:t>
+              <w:t>Bài 26. Xác định các phương trong không gian (Tiết 1)</w:t>
             </w:r>
           </w:p>
         </w:tc>
@@ -7184,7 +7142,7 @@
                 <w:i w:val="0"/>
                 <w:sz w:val="20"/>
               </w:rPr>
-              <w:t>Tiết 55 (1 tiết)</w:t>
+              <w:t>Tiết 55 (2 tiết)</w:t>
             </w:r>
           </w:p>
         </w:tc>
@@ -7203,7 +7161,7 @@
                 <w:i w:val="0"/>
                 <w:sz w:val="18"/>
               </w:rPr>
-              <w:t>NLS-KT (Cơ bản 1): Đây đúng là bài dạy cách khai thác thông tin.</w:t>
+              <w:t>Năng lực số 5.1 CB1a: HS xem mô phỏng và giải thích được vì sao có ngày và đêm, vì sao các nơi trên Trái Đất có khí hậu khác nhau</w:t>
             </w:r>
           </w:p>
         </w:tc>
@@ -7279,7 +7237,7 @@
                 <w:i w:val="0"/>
                 <w:sz w:val="20"/>
               </w:rPr>
-              <w:t>Bài 25. Ôn tập về chủ đề Con người và sức khoẻ</w:t>
+              <w:t>Bài 26. Xác định các phương trong không gian (Tiết 2)</w:t>
             </w:r>
           </w:p>
         </w:tc>
@@ -7299,7 +7257,7 @@
                 <w:i w:val="0"/>
                 <w:sz w:val="20"/>
               </w:rPr>
-              <w:t>Tiết 56 (1 tiết)</w:t>
+              <w:t>Tiết 56</w:t>
             </w:r>
           </w:p>
         </w:tc>
@@ -7318,6 +7276,7 @@
                 <w:i w:val="0"/>
                 <w:sz w:val="18"/>
               </w:rPr>
+              <w:t>Năng lực số 5.1 CB1a: HS xem mô phỏng và giải thích được vì sao có ngày và đêm, vì sao các nơi trên Trái Đất có khí hậu khác nhau</w:t>
             </w:r>
           </w:p>
         </w:tc>
@@ -7376,7 +7335,7 @@
                 <w:i w:val="0"/>
                 <w:sz w:val="20"/>
               </w:rPr>
-              <w:t>Chủ đề: TRÁI ĐẤT VÀ BẦU TRỜI (11 tiết)</w:t>
+              <w:t>Chủ đề 6: Trái Đất và bầu trời</w:t>
             </w:r>
           </w:p>
         </w:tc>
@@ -7395,7 +7354,7 @@
                 <w:i w:val="0"/>
                 <w:sz w:val="20"/>
               </w:rPr>
-              <w:t>Bài 26. Xác định các phương trong không gian (Tiết 1)</w:t>
+              <w:t>Bài 27. Trái Đất và các đới khí hậu (Tiết 1)</w:t>
             </w:r>
           </w:p>
         </w:tc>
@@ -7434,7 +7393,7 @@
                 <w:i w:val="0"/>
                 <w:sz w:val="18"/>
               </w:rPr>
-              <w:t>NLS-GQVĐ (Cơ bản 1): Ở hoạt động Luyện tập, GV chiếu sơ đồ lớp học.</w:t>
+              <w:t>Năng lực số 5.1 CB1a: HS xem mô phỏng và giải thích được vì sao có ngày và đêm, vì sao các nơi trên Trái Đất có khí hậu khác nhau</w:t>
             </w:r>
           </w:p>
         </w:tc>
@@ -7510,7 +7469,7 @@
                 <w:i w:val="0"/>
                 <w:sz w:val="20"/>
               </w:rPr>
-              <w:t>Bài 26. Xác định các phương trong không gian (Tiết 2)</w:t>
+              <w:t>Bài 27. Trái Đất và các đới khí hậu (Tiết 2)</w:t>
             </w:r>
           </w:p>
         </w:tc>
@@ -7549,6 +7508,7 @@
                 <w:i w:val="0"/>
                 <w:sz w:val="18"/>
               </w:rPr>
+              <w:t>Năng lực số 5.1 CB1a: HS xem mô phỏng và giải thích được vì sao có ngày và đêm, vì sao các nơi trên Trái Đất có khí hậu khác nhau</w:t>
             </w:r>
           </w:p>
         </w:tc>
@@ -7607,7 +7567,7 @@
                 <w:i w:val="0"/>
                 <w:sz w:val="20"/>
               </w:rPr>
-              <w:t>Chủ đề: TRÁI ĐẤT VÀ BẦU TRỜI (11 tiết)</w:t>
+              <w:t>Chủ đề 6: Trái Đất và bầu trời</w:t>
             </w:r>
           </w:p>
         </w:tc>
@@ -7626,7 +7586,7 @@
                 <w:i w:val="0"/>
                 <w:sz w:val="20"/>
               </w:rPr>
-              <w:t>Bài 27. Trái đất và các đới khí hậu (Tiết 1)</w:t>
+              <w:t>Bài 28. Bề mặt Trái Đất (Tiết 1)</w:t>
             </w:r>
           </w:p>
         </w:tc>
@@ -7646,7 +7606,7 @@
                 <w:i w:val="0"/>
                 <w:sz w:val="20"/>
               </w:rPr>
-              <w:t>Tiết 59 (2 tiết)</w:t>
+              <w:t>Tiết 59 (3 tiết)</w:t>
             </w:r>
           </w:p>
         </w:tc>
@@ -7665,7 +7625,20 @@
                 <w:i w:val="0"/>
                 <w:sz w:val="18"/>
               </w:rPr>
-              <w:t>NLS-KT (Cơ bản 1): Ở hoạt động Khám phá bài “Trái Đất và các đới khí hậu”, GV chiếu quả địa cầu quay chậm trên màn hình.</w:t>
+              <w:t>Năng lực số 5.1 CB1a: HS xem mô phỏng và giải thích được vì sao có ngày và đêm, vì sao các nơi trên Trái Đất có khí hậu khác nhau</w:t>
+            </w:r>
+          </w:p>
+          <w:p>
+            <w:pPr>
+              <w:spacing w:after="0"/>
+            </w:pPr>
+            <w:r>
+              <w:rPr>
+                <w:b w:val="0"/>
+                <w:i w:val="0"/>
+                <w:sz w:val="18"/>
+              </w:rPr>
+              <w:t>STEM: Bề mặt Trái Đất (TNXH – Mĩ thuật) — dạy thay cho tiết này.</w:t>
             </w:r>
           </w:p>
         </w:tc>
@@ -7741,7 +7714,7 @@
                 <w:i w:val="0"/>
                 <w:sz w:val="20"/>
               </w:rPr>
-              <w:t>Bài 27. Trái đất và các đới khí hậu (Tiết 2)</w:t>
+              <w:t>Bài 28. Bề mặt Trái Đất (Tiết 2)</w:t>
             </w:r>
           </w:p>
         </w:tc>
@@ -7780,6 +7753,7 @@
                 <w:i w:val="0"/>
                 <w:sz w:val="18"/>
               </w:rPr>
+              <w:t>Năng lực số 5.1 CB1a: HS xem mô phỏng và giải thích được vì sao có ngày và đêm, vì sao các nơi trên Trái Đất có khí hậu khác nhau</w:t>
             </w:r>
           </w:p>
         </w:tc>
@@ -7838,7 +7812,7 @@
                 <w:i w:val="0"/>
                 <w:sz w:val="20"/>
               </w:rPr>
-              <w:t>Chủ đề: TRÁI ĐẤT VÀ BẦU TRỜI (11 tiết)</w:t>
+              <w:t>Chủ đề 6: Trái Đất và bầu trời</w:t>
             </w:r>
           </w:p>
         </w:tc>
@@ -7857,7 +7831,7 @@
                 <w:i w:val="0"/>
                 <w:sz w:val="20"/>
               </w:rPr>
-              <w:t>Bài 28. Bề mặt Trái Đất (Tiết 1)</w:t>
+              <w:t>Bài 28. Bề mặt Trái Đất (Tiết 3)</w:t>
             </w:r>
           </w:p>
         </w:tc>
@@ -7877,7 +7851,7 @@
                 <w:i w:val="0"/>
                 <w:sz w:val="20"/>
               </w:rPr>
-              <w:t>Tiết 61 (3 tiết)</w:t>
+              <w:t>Tiết 61</w:t>
             </w:r>
           </w:p>
         </w:tc>
@@ -7896,20 +7870,7 @@
                 <w:i w:val="0"/>
                 <w:sz w:val="18"/>
               </w:rPr>
-              <w:t>NLS-GT (Cơ bản 1): Ở hoạt động Luyện tập, GV mở bảng chung “Dạng địa hình – Đặc điểm – Nơi em từng thấy”.</w:t>
-            </w:r>
-          </w:p>
-          <w:p>
-            <w:pPr>
-              <w:spacing w:after="0"/>
-            </w:pPr>
-            <w:r>
-              <w:rPr>
-                <w:b w:val="0"/>
-                <w:i w:val="0"/>
-                <w:sz w:val="18"/>
-              </w:rPr>
-              <w:t>STEM: Bề mặt Trái Đất (TNXH – Mĩ thuật) — dạy thay cho tiết này.</w:t>
+              <w:t>Năng lực số 5.1 CB1a: HS xem mô phỏng và giải thích được vì sao có ngày và đêm, vì sao các nơi trên Trái Đất có khí hậu khác nhau</w:t>
             </w:r>
           </w:p>
         </w:tc>
@@ -7985,7 +7946,7 @@
                 <w:i w:val="0"/>
                 <w:sz w:val="20"/>
               </w:rPr>
-              <w:t>Bài 28. Bề mặt Trái Đất (Tiết 2)</w:t>
+              <w:t>Bài 29. Mặt Trời, Trái Đất, Mặt Trăng (Tiết 1)</w:t>
             </w:r>
           </w:p>
         </w:tc>
@@ -8005,7 +7966,7 @@
                 <w:i w:val="0"/>
                 <w:sz w:val="20"/>
               </w:rPr>
-              <w:t>Tiết 62</w:t>
+              <w:t>Tiết 62 (2 tiết)</w:t>
             </w:r>
           </w:p>
         </w:tc>
@@ -8024,6 +7985,20 @@
                 <w:i w:val="0"/>
                 <w:sz w:val="18"/>
               </w:rPr>
+              <w:t>Năng lực số 5.1 CB1a: HS xem mô phỏng và giải thích được vì sao có ngày và đêm, vì sao các nơi trên Trái Đất có khí hậu khác nhau</w:t>
+            </w:r>
+          </w:p>
+          <w:p>
+            <w:pPr>
+              <w:spacing w:after="0"/>
+            </w:pPr>
+            <w:r>
+              <w:rPr>
+                <w:b w:val="0"/>
+                <w:i w:val="0"/>
+                <w:sz w:val="18"/>
+              </w:rPr>
+              <w:t>STEM: Mô hình Mặt Trời – Trái Đất – Mặt Trăng (TNXH – Mĩ thuật) — dạy thay cho tiết này.</w:t>
             </w:r>
           </w:p>
         </w:tc>
@@ -8082,7 +8057,7 @@
                 <w:i w:val="0"/>
                 <w:sz w:val="20"/>
               </w:rPr>
-              <w:t>Chủ đề: TRÁI ĐẤT VÀ BẦU TRỜI (11 tiết)</w:t>
+              <w:t>Chủ đề 6: Trái Đất và bầu trời</w:t>
             </w:r>
           </w:p>
         </w:tc>
@@ -8101,7 +8076,7 @@
                 <w:i w:val="0"/>
                 <w:sz w:val="20"/>
               </w:rPr>
-              <w:t>Bài 28. Bề mặt Trái Đất (Tiết 3)</w:t>
+              <w:t>Bài 29. Mặt Trời, Trái Đất, Mặt Trăng (Tiết 2)</w:t>
             </w:r>
           </w:p>
         </w:tc>
@@ -8140,6 +8115,7 @@
                 <w:i w:val="0"/>
                 <w:sz w:val="18"/>
               </w:rPr>
+              <w:t>Năng lực số 5.1 CB1a: HS xem mô phỏng và giải thích được vì sao có ngày và đêm, vì sao các nơi trên Trái Đất có khí hậu khác nhau</w:t>
             </w:r>
           </w:p>
         </w:tc>
@@ -8215,7 +8191,7 @@
                 <w:i w:val="0"/>
                 <w:sz w:val="20"/>
               </w:rPr>
-              <w:t>Bài 29. Mặt trời, trái đất, mặt trăng (Tiết 1)</w:t>
+              <w:t>Bài 30. Ôn tập chủ đề Trái Đất và bầu trời (Tiết 1)</w:t>
             </w:r>
           </w:p>
         </w:tc>
@@ -8254,20 +8230,6 @@
                 <w:i w:val="0"/>
                 <w:sz w:val="18"/>
               </w:rPr>
-              <w:t>NLS-KT (Cơ bản 1): Ở hoạt động Khám phá bài “Mặt Trời, Trái Đất, Mặt Trăng”, GV chiếu mô phỏng Trái Đất quay quanh Mặt Trời.</w:t>
-            </w:r>
-          </w:p>
-          <w:p>
-            <w:pPr>
-              <w:spacing w:after="0"/>
-            </w:pPr>
-            <w:r>
-              <w:rPr>
-                <w:b w:val="0"/>
-                <w:i w:val="0"/>
-                <w:sz w:val="18"/>
-              </w:rPr>
-              <w:t>STEM: Mô hình Mặt Trời – Trái Đất – Mặt Trăng (TNXH – Mĩ thuật) — dạy thay cho tiết này.</w:t>
             </w:r>
           </w:p>
         </w:tc>
@@ -8326,7 +8288,7 @@
                 <w:i w:val="0"/>
                 <w:sz w:val="20"/>
               </w:rPr>
-              <w:t>Chủ đề: TRÁI ĐẤT VÀ BẦU TRỜI (11 tiết)</w:t>
+              <w:t>Chủ đề 6: Trái Đất và bầu trời</w:t>
             </w:r>
           </w:p>
         </w:tc>
@@ -8345,7 +8307,7 @@
                 <w:i w:val="0"/>
                 <w:sz w:val="20"/>
               </w:rPr>
-              <w:t>Bài 29. Mặt trời, trái đất, mặt trăng (Tiết 2)</w:t>
+              <w:t>Bài 30. Ôn tập chủ đề Trái Đất và bầu trời (Tiết 2)</w:t>
             </w:r>
           </w:p>
         </w:tc>
@@ -8441,6 +8403,7 @@
                 <w:i w:val="0"/>
                 <w:sz w:val="20"/>
               </w:rPr>
+              <w:t>Tiết dự phòng theo SGV</w:t>
             </w:r>
           </w:p>
         </w:tc>
@@ -8459,7 +8422,7 @@
                 <w:i w:val="0"/>
                 <w:sz w:val="20"/>
               </w:rPr>
-              <w:t>Bài 30. Ôn tập chủ đề Trái Đất và bầu trời (Tiết 1)</w:t>
+              <w:t>Ôn tập, đánh giá cuối năm (tiết dự phòng theo SGV – 1/5)</w:t>
             </w:r>
           </w:p>
         </w:tc>
@@ -8479,7 +8442,7 @@
                 <w:i w:val="0"/>
                 <w:sz w:val="20"/>
               </w:rPr>
-              <w:t>Tiết 66 (2 tiết)</w:t>
+              <w:t>Tiết 66 (5 tiết)</w:t>
             </w:r>
           </w:p>
         </w:tc>
@@ -8498,6 +8461,7 @@
                 <w:i w:val="0"/>
                 <w:sz w:val="18"/>
               </w:rPr>
+              <w:t>SGV không xếp bài cho tiết này; Năng lực số 1.1 CB1b: HS chỉ đúng cơ quan cần xem trên mô hình cơ thể chiếu ở màn hình và nêu được chức năng của cơ quan đó; Năng lực số 5.3 CB1a: HS nêu được nhờ mô hình quay được và học liệu ôn tập tự báo kết quả mà em biết ngay phần nào mình còn nhớ chưa chắc</w:t>
             </w:r>
           </w:p>
         </w:tc>
@@ -8556,7 +8520,7 @@
                 <w:i w:val="0"/>
                 <w:sz w:val="20"/>
               </w:rPr>
-              <w:t>Chủ đề: TRÁI ĐẤT VÀ BẦU TRỜI (11 tiết)</w:t>
+              <w:t>Tiết dự phòng theo SGV</w:t>
             </w:r>
           </w:p>
         </w:tc>
@@ -8575,7 +8539,7 @@
                 <w:i w:val="0"/>
                 <w:sz w:val="20"/>
               </w:rPr>
-              <w:t>Bài 30. Ôn tập chủ đề Trái Đất và bầu trời (Tiết 2)</w:t>
+              <w:t>Ôn tập, đánh giá cuối năm (tiết dự phòng theo SGV – 2/5)</w:t>
             </w:r>
           </w:p>
         </w:tc>
@@ -8614,6 +8578,7 @@
                 <w:i w:val="0"/>
                 <w:sz w:val="18"/>
               </w:rPr>
+              <w:t>SGV không xếp bài cho tiết này; Năng lực số 1.1 CB1b: HS chỉ đúng cơ quan cần xem trên mô hình cơ thể chiếu ở màn hình và nêu được chức năng của cơ quan đó; Năng lực số 5.3 CB1a: HS nêu được nhờ mô hình quay được và học liệu ôn tập tự báo kết quả mà em biết ngay phần nào mình còn nhớ chưa chắc</w:t>
             </w:r>
           </w:p>
         </w:tc>
@@ -8689,7 +8654,7 @@
                 <w:i w:val="0"/>
                 <w:sz w:val="20"/>
               </w:rPr>
-              <w:t>Ôn tập, đánh giá cuối năm học (Tiết 1)</w:t>
+              <w:t>Ôn tập, đánh giá cuối năm (tiết dự phòng theo SGV – 3/5)</w:t>
             </w:r>
           </w:p>
         </w:tc>
@@ -8709,7 +8674,7 @@
                 <w:i w:val="0"/>
                 <w:sz w:val="20"/>
               </w:rPr>
-              <w:t>Tiết 68 (1 tiết)</w:t>
+              <w:t>Tiết 68</w:t>
             </w:r>
           </w:p>
         </w:tc>
@@ -8728,6 +8693,7 @@
                 <w:i w:val="0"/>
                 <w:sz w:val="18"/>
               </w:rPr>
+              <w:t>SGV không xếp bài cho tiết này; Năng lực số 3.1 CB1a: HS đọc từ khoá cho GV gõ vào nhánh chủ đề của nhóm mình để cả lớp cùng hoàn thành sơ đồ Những điều em đã học ở lớp 3 trên màn hình</w:t>
             </w:r>
           </w:p>
         </w:tc>
@@ -8786,7 +8752,7 @@
                 <w:i w:val="0"/>
                 <w:sz w:val="20"/>
               </w:rPr>
-              <w:t>Chủ đề: TRÁI ĐẤT VÀ BẦU TRỜI (11 tiết)</w:t>
+              <w:t>Tiết dự phòng theo SGV</w:t>
             </w:r>
           </w:p>
         </w:tc>
@@ -8805,7 +8771,7 @@
                 <w:i w:val="0"/>
                 <w:sz w:val="20"/>
               </w:rPr>
-              <w:t>Ôn tập, đánh giá cuối năm học (Tiết 2)</w:t>
+              <w:t>Ôn tập, đánh giá cuối năm (tiết dự phòng theo SGV – 4/5)</w:t>
             </w:r>
           </w:p>
         </w:tc>
@@ -8825,7 +8791,7 @@
                 <w:i w:val="0"/>
                 <w:sz w:val="20"/>
               </w:rPr>
-              <w:t>Tiết 69 (2 tiết)</w:t>
+              <w:t>Tiết 69</w:t>
             </w:r>
           </w:p>
         </w:tc>
@@ -8844,6 +8810,7 @@
                 <w:i w:val="0"/>
                 <w:sz w:val="18"/>
               </w:rPr>
+              <w:t>SGV không xếp bài cho tiết này; Năng lực số 1.1 CB1b: HS chỉ đúng cơ quan cần xem trên mô hình cơ thể chiếu ở màn hình và nêu được chức năng của cơ quan đó; Năng lực số 5.3 CB1a: HS nêu được nhờ mô hình quay được và học liệu ôn tập tự báo kết quả mà em biết ngay phần nào mình còn nhớ chưa chắc</w:t>
             </w:r>
           </w:p>
         </w:tc>
@@ -8919,7 +8886,7 @@
                 <w:i w:val="0"/>
                 <w:sz w:val="20"/>
               </w:rPr>
-              <w:t>Ôn tập, đánh giá cuối năm học (Tiết 3)</w:t>
+              <w:t>Ôn tập, đánh giá cuối năm (tiết dự phòng theo SGV – 5/5)</w:t>
             </w:r>
           </w:p>
         </w:tc>
@@ -8958,6 +8925,7 @@
                 <w:i w:val="0"/>
                 <w:sz w:val="18"/>
               </w:rPr>
+              <w:t>SGV không xếp bài cho tiết này; Năng lực số 3.1 CB1a: HS đọc từ khoá cho GV gõ vào nhánh chủ đề của nhóm mình để cả lớp cùng hoàn thành sơ đồ Những điều em đã học ở lớp 3 trên màn hình</w:t>
             </w:r>
           </w:p>
         </w:tc>

--- a/assets/docs/lop3/Tu nhien va Xa hoi - Lop 3.docx
+++ b/assets/docs/lop3/Tu nhien va Xa hoi - Lop 3.docx
@@ -1268,7 +1268,20 @@
                 <w:i w:val="0"/>
                 <w:sz w:val="18"/>
               </w:rPr>
-              <w:t>NLS-KT (Cơ bản 1): Ở bài “Vệ sinh xung quanh nhà”, GV chiếu bộ ảnh hai khu vực quanh nhà.</w:t>
+              <w:t>Năng lực số Miền 1 (Cơ bản, bậc 1): Ở bài “Vệ sinh xung quanh nhà”, GV chiếu bộ ảnh hai khu vực quanh nhà: một nơi sạch sẽ, một nơi có rác ứ đọng, vũng nước tù; HS quan sát</w:t>
+            </w:r>
+          </w:p>
+          <w:p>
+            <w:pPr>
+              <w:spacing w:after="0"/>
+            </w:pPr>
+            <w:r>
+              <w:rPr>
+                <w:b w:val="0"/>
+                <w:i w:val="0"/>
+                <w:sz w:val="18"/>
+              </w:rPr>
+              <w:t>Năng lực số Miền 5 (Cơ bản, bậc 1): GV chiếu từng tình huống quanh nhà và cho HS chọn cách xử lí trên màn hình như đổ nước đọng trong lốp xe, thu gom rác vào thùng có nắp; máy báo đúng</w:t>
             </w:r>
           </w:p>
           <w:p>
@@ -5707,7 +5720,7 @@
                 <w:i w:val="0"/>
                 <w:sz w:val="18"/>
               </w:rPr>
-              <w:t>NLS-KT (Cơ bản 1): Ở hoạt động Khám phá bài “Chăm sóc và bảo vệ cơ quan tiêu hoá”, GV chiếu bộ ảnh thức ăn.</w:t>
+              <w:t>Năng lực số Miền 1 (Cơ bản, bậc 1): Ở hoạt động Khám phá bài “Chăm sóc và bảo vệ cơ quan tiêu hoá”, GV chiếu bộ ảnh thức ăn để hở có ruồi đậu, tay chưa rửa cầm thức ăn, nước lã; Năng lực số Miền 5 (Cơ bản, bậc 1): Ở hoạt động Luyện tập, GV mở bài tập tương tác phân loại: máy hiện các việc làm, HS chọn việc giúp bảo vệ cơ quan tiêu hoá hay việc có hại rồi bấm…</w:t>
             </w:r>
           </w:p>
           <w:p>
@@ -6196,7 +6209,7 @@
                 <w:i w:val="0"/>
                 <w:sz w:val="18"/>
               </w:rPr>
-              <w:t>NLS-KT (Cơ bản 1): Ở hoạt động Khám phá bài “Chăm sóc và bảo vệ cơ quan tuần hoàn”, GV chiếu ảnh so sánh lối sống.</w:t>
+              <w:t>Năng lực số Miền 1 (Cơ bản, bậc 1): Ở hoạt động Khám phá bài “Chăm sóc và bảo vệ cơ quan tuần hoàn”, GV chiếu ảnh so sánh lối sống có lợi và có hại cho tim: tập thể dục đều; Năng lực số Miền 5 (Cơ bản, bậc 1): Ở hoạt động Luyện tập, GV chiếu tình huống bạn nhỏ hay tức ngực, tim đập nhanh sau khi chạy nhiều; HS chọn cách xử lí là nghỉ ngơi, uống nước</w:t>
             </w:r>
           </w:p>
           <w:p>
